--- a/Javier Morante-Ingenieria de software-VetCare.docx
+++ b/Javier Morante-Ingenieria de software-VetCare.docx
@@ -373,7 +373,7 @@
           <w:r>
             <w:fldChar w:fldCharType="separate"/>
           </w:r>
-          <w:hyperlink w:anchor="_Toc228285286" w:history="1">
+          <w:hyperlink w:anchor="_Toc229829624" w:history="1">
             <w:r>
               <w:rPr>
                 <w:rStyle w:val="Hipervnculo"/>
@@ -400,7 +400,7 @@
                 <w:noProof/>
                 <w:webHidden/>
               </w:rPr>
-              <w:instrText xml:space="preserve"> PAGEREF _Toc228285286 \h </w:instrText>
+              <w:instrText xml:space="preserve"> PAGEREF _Toc229829624 \h </w:instrText>
             </w:r>
             <w:r>
               <w:rPr>
@@ -448,7 +448,7 @@
               <w14:ligatures w14:val="standardContextual"/>
             </w:rPr>
           </w:pPr>
-          <w:hyperlink w:anchor="_Toc228285287" w:history="1">
+          <w:hyperlink w:anchor="_Toc229829625" w:history="1">
             <w:r>
               <w:rPr>
                 <w:rStyle w:val="Hipervnculo"/>
@@ -475,7 +475,7 @@
                 <w:noProof/>
                 <w:webHidden/>
               </w:rPr>
-              <w:instrText xml:space="preserve"> PAGEREF _Toc228285287 \h </w:instrText>
+              <w:instrText xml:space="preserve"> PAGEREF _Toc229829625 \h </w:instrText>
             </w:r>
             <w:r>
               <w:rPr>
@@ -523,7 +523,7 @@
               <w14:ligatures w14:val="standardContextual"/>
             </w:rPr>
           </w:pPr>
-          <w:hyperlink w:anchor="_Toc228285288" w:history="1">
+          <w:hyperlink w:anchor="_Toc229829626" w:history="1">
             <w:r>
               <w:rPr>
                 <w:rStyle w:val="Hipervnculo"/>
@@ -550,7 +550,7 @@
                 <w:noProof/>
                 <w:webHidden/>
               </w:rPr>
-              <w:instrText xml:space="preserve"> PAGEREF _Toc228285288 \h </w:instrText>
+              <w:instrText xml:space="preserve"> PAGEREF _Toc229829626 \h </w:instrText>
             </w:r>
             <w:r>
               <w:rPr>
@@ -598,7 +598,7 @@
               <w14:ligatures w14:val="standardContextual"/>
             </w:rPr>
           </w:pPr>
-          <w:hyperlink w:anchor="_Toc228285289" w:history="1">
+          <w:hyperlink w:anchor="_Toc229829627" w:history="1">
             <w:r>
               <w:rPr>
                 <w:rStyle w:val="Hipervnculo"/>
@@ -625,7 +625,7 @@
                 <w:noProof/>
                 <w:webHidden/>
               </w:rPr>
-              <w:instrText xml:space="preserve"> PAGEREF _Toc228285289 \h </w:instrText>
+              <w:instrText xml:space="preserve"> PAGEREF _Toc229829627 \h </w:instrText>
             </w:r>
             <w:r>
               <w:rPr>
@@ -646,6 +646,231 @@
                 <w:webHidden/>
               </w:rPr>
               <w:t>5</w:t>
+            </w:r>
+            <w:r>
+              <w:rPr>
+                <w:noProof/>
+                <w:webHidden/>
+              </w:rPr>
+              <w:fldChar w:fldCharType="end"/>
+            </w:r>
+          </w:hyperlink>
+        </w:p>
+        <w:p>
+          <w:pPr>
+            <w:pStyle w:val="TDC1"/>
+            <w:tabs>
+              <w:tab w:val="right" w:leader="dot" w:pos="8828"/>
+            </w:tabs>
+            <w:rPr>
+              <w:rFonts w:asciiTheme="minorHAnsi" w:eastAsiaTheme="minorEastAsia" w:hAnsiTheme="minorHAnsi" w:cstheme="minorBidi"/>
+              <w:noProof/>
+              <w:color w:val="auto"/>
+              <w:kern w:val="2"/>
+              <w:sz w:val="24"/>
+              <w:szCs w:val="24"/>
+              <w:lang w:val="es-ES" w:eastAsia="es-ES"/>
+              <w14:ligatures w14:val="standardContextual"/>
+            </w:rPr>
+          </w:pPr>
+          <w:hyperlink w:anchor="_Toc229829628" w:history="1">
+            <w:r>
+              <w:rPr>
+                <w:rStyle w:val="Hipervnculo"/>
+                <w:noProof/>
+              </w:rPr>
+              <w:t>G03. Definiciones, acrónimos y abreviaciones</w:t>
+            </w:r>
+            <w:r>
+              <w:rPr>
+                <w:noProof/>
+                <w:webHidden/>
+              </w:rPr>
+              <w:tab/>
+            </w:r>
+            <w:r>
+              <w:rPr>
+                <w:noProof/>
+                <w:webHidden/>
+              </w:rPr>
+              <w:fldChar w:fldCharType="begin"/>
+            </w:r>
+            <w:r>
+              <w:rPr>
+                <w:noProof/>
+                <w:webHidden/>
+              </w:rPr>
+              <w:instrText xml:space="preserve"> PAGEREF _Toc229829628 \h </w:instrText>
+            </w:r>
+            <w:r>
+              <w:rPr>
+                <w:noProof/>
+                <w:webHidden/>
+              </w:rPr>
+            </w:r>
+            <w:r>
+              <w:rPr>
+                <w:noProof/>
+                <w:webHidden/>
+              </w:rPr>
+              <w:fldChar w:fldCharType="separate"/>
+            </w:r>
+            <w:r>
+              <w:rPr>
+                <w:noProof/>
+                <w:webHidden/>
+              </w:rPr>
+              <w:t>8</w:t>
+            </w:r>
+            <w:r>
+              <w:rPr>
+                <w:noProof/>
+                <w:webHidden/>
+              </w:rPr>
+              <w:fldChar w:fldCharType="end"/>
+            </w:r>
+          </w:hyperlink>
+        </w:p>
+        <w:p>
+          <w:pPr>
+            <w:pStyle w:val="TDC1"/>
+            <w:tabs>
+              <w:tab w:val="right" w:leader="dot" w:pos="8828"/>
+            </w:tabs>
+            <w:rPr>
+              <w:rFonts w:asciiTheme="minorHAnsi" w:eastAsiaTheme="minorEastAsia" w:hAnsiTheme="minorHAnsi" w:cstheme="minorBidi"/>
+              <w:noProof/>
+              <w:color w:val="auto"/>
+              <w:kern w:val="2"/>
+              <w:sz w:val="24"/>
+              <w:szCs w:val="24"/>
+              <w:lang w:val="es-ES" w:eastAsia="es-ES"/>
+              <w14:ligatures w14:val="standardContextual"/>
+            </w:rPr>
+          </w:pPr>
+          <w:hyperlink w:anchor="_Toc229829629" w:history="1">
+            <w:r>
+              <w:rPr>
+                <w:rStyle w:val="Hipervnculo"/>
+                <w:noProof/>
+              </w:rPr>
+              <w:t>G04. Descripción de las personas participantes en el desarrollo del sistema de información y los usuarios (roles)</w:t>
+            </w:r>
+            <w:r>
+              <w:rPr>
+                <w:noProof/>
+                <w:webHidden/>
+              </w:rPr>
+              <w:tab/>
+            </w:r>
+            <w:r>
+              <w:rPr>
+                <w:noProof/>
+                <w:webHidden/>
+              </w:rPr>
+              <w:fldChar w:fldCharType="begin"/>
+            </w:r>
+            <w:r>
+              <w:rPr>
+                <w:noProof/>
+                <w:webHidden/>
+              </w:rPr>
+              <w:instrText xml:space="preserve"> PAGEREF _Toc229829629 \h </w:instrText>
+            </w:r>
+            <w:r>
+              <w:rPr>
+                <w:noProof/>
+                <w:webHidden/>
+              </w:rPr>
+            </w:r>
+            <w:r>
+              <w:rPr>
+                <w:noProof/>
+                <w:webHidden/>
+              </w:rPr>
+              <w:fldChar w:fldCharType="separate"/>
+            </w:r>
+            <w:r>
+              <w:rPr>
+                <w:noProof/>
+                <w:webHidden/>
+              </w:rPr>
+              <w:t>9</w:t>
+            </w:r>
+            <w:r>
+              <w:rPr>
+                <w:noProof/>
+                <w:webHidden/>
+              </w:rPr>
+              <w:fldChar w:fldCharType="end"/>
+            </w:r>
+          </w:hyperlink>
+        </w:p>
+        <w:p>
+          <w:pPr>
+            <w:pStyle w:val="TDC1"/>
+            <w:tabs>
+              <w:tab w:val="right" w:leader="dot" w:pos="8828"/>
+            </w:tabs>
+            <w:rPr>
+              <w:rFonts w:asciiTheme="minorHAnsi" w:eastAsiaTheme="minorEastAsia" w:hAnsiTheme="minorHAnsi" w:cstheme="minorBidi"/>
+              <w:noProof/>
+              <w:color w:val="auto"/>
+              <w:kern w:val="2"/>
+              <w:sz w:val="24"/>
+              <w:szCs w:val="24"/>
+              <w:lang w:val="es-ES" w:eastAsia="es-ES"/>
+              <w14:ligatures w14:val="standardContextual"/>
+            </w:rPr>
+          </w:pPr>
+          <w:hyperlink w:anchor="_Toc229829630" w:history="1">
+            <w:r>
+              <w:rPr>
+                <w:rStyle w:val="Hipervnculo"/>
+                <w:noProof/>
+              </w:rPr>
+              <w:t>G05. Otros requisitos</w:t>
+            </w:r>
+            <w:r>
+              <w:rPr>
+                <w:noProof/>
+                <w:webHidden/>
+              </w:rPr>
+              <w:tab/>
+            </w:r>
+            <w:r>
+              <w:rPr>
+                <w:noProof/>
+                <w:webHidden/>
+              </w:rPr>
+              <w:fldChar w:fldCharType="begin"/>
+            </w:r>
+            <w:r>
+              <w:rPr>
+                <w:noProof/>
+                <w:webHidden/>
+              </w:rPr>
+              <w:instrText xml:space="preserve"> PAGEREF _Toc229829630 \h </w:instrText>
+            </w:r>
+            <w:r>
+              <w:rPr>
+                <w:noProof/>
+                <w:webHidden/>
+              </w:rPr>
+            </w:r>
+            <w:r>
+              <w:rPr>
+                <w:noProof/>
+                <w:webHidden/>
+              </w:rPr>
+              <w:fldChar w:fldCharType="separate"/>
+            </w:r>
+            <w:r>
+              <w:rPr>
+                <w:noProof/>
+                <w:webHidden/>
+              </w:rPr>
+              <w:t>11</w:t>
             </w:r>
             <w:r>
               <w:rPr>
@@ -690,7 +915,7 @@
       <w:pPr>
         <w:pStyle w:val="1"/>
       </w:pPr>
-      <w:bookmarkStart w:id="0" w:name="_Toc228285286"/>
+      <w:bookmarkStart w:id="0" w:name="_Toc229829624"/>
       <w:r>
         <w:t>Ficha de Seguimiento y Revisión</w:t>
       </w:r>
@@ -1287,7 +1512,7 @@
       <w:pPr>
         <w:pStyle w:val="1"/>
       </w:pPr>
-      <w:bookmarkStart w:id="1" w:name="_Toc228285287"/>
+      <w:bookmarkStart w:id="1" w:name="_Toc229829625"/>
       <w:r>
         <w:t>G00. Descripción Global del Producto</w:t>
       </w:r>
@@ -1325,30 +1550,30 @@
           <w:sz w:val="22"/>
           <w:szCs w:val="22"/>
         </w:rPr>
-        <w:t>En la actualidad la empresa enfrenta varios desafíos en términos de gestión de stock de medicamentos e insumos, seguimiento de historias clínicas de pacientes, y control de turnos, ya que no cuentan con un sistema centralizado que permita organizar la información de manera eficiente. Además, presentan dificultades en el análisis de servicios brindados y la planificación de la demanda en distintos períodos del año.</w:t>
-      </w:r>
-    </w:p>
-    <w:p>
-      <w:pPr>
+        <w:t xml:space="preserve">En la actualidad la empresa enfrenta varios desafíos en términos de gestión de stock de medicamentos e insumos, seguimiento de historias clínicas de pacientes, y control de turnos, ya que no cuentan con un sistema centralizado que permita organizar la información de manera </w:t>
+      </w:r>
+      <w:r>
         <w:rPr>
           <w:sz w:val="22"/>
           <w:szCs w:val="22"/>
         </w:rPr>
-      </w:pPr>
-      <w:r>
+        <w:lastRenderedPageBreak/>
+        <w:t>eficiente. Además, presentan dificultades en el análisis de servicios brindados y la planificación de la demanda en distintos períodos del año.</w:t>
+      </w:r>
+    </w:p>
+    <w:p>
+      <w:pPr>
         <w:rPr>
           <w:sz w:val="22"/>
           <w:szCs w:val="22"/>
         </w:rPr>
-        <w:t xml:space="preserve">El propósito de este proyecto es crear un sistema de gestión integral que optimice los procesos de administración de pacientes, control de stock de medicamentos y gestión de turnos. El plan de </w:t>
-      </w:r>
+      </w:pPr>
       <w:r>
         <w:rPr>
           <w:sz w:val="22"/>
           <w:szCs w:val="22"/>
         </w:rPr>
-        <w:lastRenderedPageBreak/>
-        <w:t>trabajo incluye poder realizar reportes de atención médica, seguimiento de tratamientos y analizar la demanda de servicios según períodos del año.</w:t>
+        <w:t>El propósito de este proyecto es crear un sistema de gestión integral que optimice los procesos de administración de pacientes, control de stock de medicamentos y gestión de turnos. El plan de trabajo incluye poder realizar reportes de atención médica, seguimiento de tratamientos y analizar la demanda de servicios según períodos del año.</w:t>
       </w:r>
     </w:p>
     <w:p>
@@ -1370,7 +1595,7 @@
       <w:pPr>
         <w:pStyle w:val="1"/>
       </w:pPr>
-      <w:bookmarkStart w:id="2" w:name="_Toc228285288"/>
+      <w:bookmarkStart w:id="2" w:name="_Toc229829626"/>
       <w:r>
         <w:t>G01. Propósito</w:t>
       </w:r>
@@ -1410,11 +1635,9 @@
       <w:r>
         <w:t xml:space="preserve">Por ende y como objetivo general, la elección de este proyecto se basa en deprecar esas viejas </w:t>
       </w:r>
-      <w:proofErr w:type="spellStart"/>
-      <w:r>
-        <w:t>practicas</w:t>
-      </w:r>
-      <w:proofErr w:type="spellEnd"/>
+      <w:r>
+        <w:t>prácticas</w:t>
+      </w:r>
       <w:r>
         <w:t xml:space="preserve"> y proveer un sistema que ayude a los usuarios a manejar la administración de forma centralizada, mitigando posibles errores como la falta de stock por mala organización, y la demanda de turnos, además de las historias clínicas en papel de los clientes que suelen extraviarse y no tienen una plantilla estándar.</w:t>
       </w:r>
@@ -1511,7 +1734,7 @@
       <w:pPr>
         <w:pStyle w:val="1"/>
       </w:pPr>
-      <w:bookmarkStart w:id="3" w:name="_Toc228285289"/>
+      <w:bookmarkStart w:id="3" w:name="_Toc229829627"/>
       <w:r>
         <w:t>G02. Descripción general del producto y alcance</w:t>
       </w:r>
@@ -1619,9 +1842,39 @@
           <w:ilvl w:val="0"/>
           <w:numId w:val="2"/>
         </w:numPr>
-      </w:pPr>
-      <w:r>
-        <w:t>El cliente se acerca al vendedor para consultar sobre la atención de su mascota. El vendedor le preguntará si ya se atendió previamente para continuar sobre la historia clínica anterior o crear una nueva.</w:t>
+        <w:rPr>
+          <w:highlight w:val="cyan"/>
+        </w:rPr>
+      </w:pPr>
+      <w:r>
+        <w:t xml:space="preserve">El cliente se acerca al vendedor </w:t>
+      </w:r>
+      <w:r>
+        <w:rPr>
+          <w:highlight w:val="magenta"/>
+        </w:rPr>
+        <w:t>para consultar</w:t>
+      </w:r>
+      <w:r>
+        <w:t xml:space="preserve"> sobre la atención de su mascota. </w:t>
+      </w:r>
+      <w:r>
+        <w:rPr>
+          <w:highlight w:val="magenta"/>
+        </w:rPr>
+        <w:t>El vendedor le preguntará</w:t>
+      </w:r>
+      <w:r>
+        <w:t xml:space="preserve"> si ya se atendió previamente para continuar sobre la historia clínica anterior o crear una nueva.</w:t>
+      </w:r>
+      <w:r>
+        <w:t xml:space="preserve"> Para eso preguntará </w:t>
+      </w:r>
+      <w:r>
+        <w:rPr>
+          <w:highlight w:val="cyan"/>
+        </w:rPr>
+        <w:t>tipo de documento, documento y nombre de mascota</w:t>
       </w:r>
     </w:p>
     <w:p>
@@ -1633,22 +1886,65 @@
         </w:numPr>
       </w:pPr>
       <w:r>
-        <w:t xml:space="preserve">El vendedor verifica en el sistema si </w:t>
-      </w:r>
-      <w:r>
+        <w:lastRenderedPageBreak/>
+        <w:t xml:space="preserve">El vendedor </w:t>
+      </w:r>
+      <w:r>
+        <w:rPr>
+          <w:highlight w:val="green"/>
+        </w:rPr>
+        <w:t xml:space="preserve">verifica en el sistema si </w:t>
+      </w:r>
+      <w:r>
+        <w:rPr>
+          <w:highlight w:val="green"/>
+        </w:rPr>
         <w:t xml:space="preserve">el cliente ya </w:t>
       </w:r>
       <w:r>
+        <w:rPr>
+          <w:highlight w:val="green"/>
+        </w:rPr>
         <w:t>está</w:t>
       </w:r>
       <w:r>
-        <w:t xml:space="preserve"> o no registrado. En caso de que este registrado, el vendedor cargará el pedido solicitado por el cliente. En caso de que no dará de alta al cliente con nombre, apellido, </w:t>
-      </w:r>
-      <w:r>
+        <w:rPr>
+          <w:highlight w:val="green"/>
+        </w:rPr>
+        <w:t xml:space="preserve"> o no registrado</w:t>
+      </w:r>
+      <w:r>
+        <w:t xml:space="preserve">. En caso de que este registrado, el vendedor cargará el pedido solicitado por el cliente. En caso de que no dará de alta al cliente </w:t>
+      </w:r>
+      <w:r>
+        <w:rPr>
+          <w:highlight w:val="cyan"/>
+        </w:rPr>
+        <w:t xml:space="preserve">con nombre, apellido, </w:t>
+      </w:r>
+      <w:r>
+        <w:rPr>
+          <w:highlight w:val="cyan"/>
+        </w:rPr>
         <w:t>documento</w:t>
       </w:r>
       <w:r>
-        <w:t>, dirección, teléfono, nombre de mascota, puede tener una o varias registradas a su nombre.</w:t>
+        <w:rPr>
+          <w:highlight w:val="cyan"/>
+        </w:rPr>
+        <w:t>, dirección, teléfono, nombre de mascota</w:t>
+      </w:r>
+      <w:r>
+        <w:t xml:space="preserve">, </w:t>
+      </w:r>
+      <w:r>
+        <w:rPr>
+          <w:highlight w:val="green"/>
+        </w:rPr>
+        <w:t>puede tener una o varias registradas a su nombre</w:t>
+      </w:r>
+      <w:r>
+        <w:t>.</w:t>
       </w:r>
     </w:p>
     <w:p>
@@ -1676,13 +1972,33 @@
         </w:numPr>
       </w:pPr>
       <w:r>
-        <w:lastRenderedPageBreak/>
-        <w:t xml:space="preserve">El vendedor busca si el cliente esta registrado en la veterinaria con su mascota, debe estar registrado para poder tener historia clínica, una vez registrado mediante la gestión de pacientes, se procede a dar de alta la historia clínica en la cual se deben guardar los siguientes datos, nombre del paciente, especie, raza, sexo, fecha de nacimiento, peso actual, </w:t>
-      </w:r>
-      <w:r>
+        <w:t xml:space="preserve">El vendedor </w:t>
+      </w:r>
+      <w:r>
+        <w:rPr>
+          <w:highlight w:val="green"/>
+        </w:rPr>
+        <w:t>busca si el cliente esta registrado</w:t>
+      </w:r>
+      <w:r>
+        <w:t xml:space="preserve"> en la veterinaria con su mascota, debe estar registrado para poder tener historia clínica, una vez registrado mediante la gestión de pacientes, se procede a dar de alta la historia clínica en la cual se deben guardar los siguientes datos, </w:t>
+      </w:r>
+      <w:r>
+        <w:rPr>
+          <w:highlight w:val="cyan"/>
+        </w:rPr>
+        <w:t xml:space="preserve">nombre del paciente, especie, raza, sexo, fecha de nacimiento, peso actual, </w:t>
+      </w:r>
+      <w:r>
+        <w:rPr>
+          <w:highlight w:val="cyan"/>
+        </w:rPr>
         <w:t xml:space="preserve">alergias, </w:t>
       </w:r>
       <w:r>
+        <w:rPr>
+          <w:highlight w:val="cyan"/>
+        </w:rPr>
         <w:t>propietario (cliente).</w:t>
       </w:r>
     </w:p>
@@ -1698,7 +2014,13 @@
         <w:t xml:space="preserve">El vendedor procede a guardar los datos de atención en la historia </w:t>
       </w:r>
       <w:r>
-        <w:t>clínica en el registro de atención</w:t>
+        <w:t xml:space="preserve">clínica en </w:t>
+      </w:r>
+      <w:r>
+        <w:rPr>
+          <w:highlight w:val="magenta"/>
+        </w:rPr>
+        <w:t>el registro de atención</w:t>
       </w:r>
     </w:p>
     <w:p>
@@ -1819,7 +2141,13 @@
         </w:numPr>
       </w:pPr>
       <w:r>
-        <w:t>El vendedor debe registrar para la atención del paciente, fecha y hora, profesional, peso, temperatura, frecuencia cardiaca, motivo de consulta, diagnostico.</w:t>
+        <w:t>El vendedor debe registrar para la atención del paciente</w:t>
+      </w:r>
+      <w:r>
+        <w:rPr>
+          <w:highlight w:val="cyan"/>
+        </w:rPr>
+        <w:t>, fecha y hora, profesional, peso, temperatura, frecuencia cardiaca, motivo de consulta, diagnostico.</w:t>
       </w:r>
     </w:p>
     <w:p>
@@ -1831,7 +2159,16 @@
         </w:numPr>
       </w:pPr>
       <w:r>
-        <w:t>En caso de necesitar medicación el vendedor se encargará en un carrito de compras de registrar el medicamento otorgado al cliente para su próxima expedición.</w:t>
+        <w:t xml:space="preserve">En caso de necesitar medicación el vendedor se encargará en un carrito de compras de registrar el </w:t>
+      </w:r>
+      <w:r>
+        <w:rPr>
+          <w:highlight w:val="cyan"/>
+        </w:rPr>
+        <w:t>medicamento</w:t>
+      </w:r>
+      <w:r>
+        <w:t xml:space="preserve"> otorgado al cliente para su próxima expedición.</w:t>
       </w:r>
     </w:p>
     <w:p>
@@ -1843,7 +2180,16 @@
         </w:numPr>
       </w:pPr>
       <w:r>
-        <w:t xml:space="preserve">Luego de registrar la atención el vendedor entrega el diagnostico al cliente. </w:t>
+        <w:t xml:space="preserve">Luego de registrar la atención el vendedor </w:t>
+      </w:r>
+      <w:r>
+        <w:rPr>
+          <w:highlight w:val="green"/>
+        </w:rPr>
+        <w:t>entrega el diagnostico</w:t>
+      </w:r>
+      <w:r>
+        <w:t xml:space="preserve"> al cliente. </w:t>
       </w:r>
     </w:p>
     <w:p>
@@ -1885,13 +2231,29 @@
         </w:numPr>
       </w:pPr>
       <w:r>
+        <w:lastRenderedPageBreak/>
         <w:t xml:space="preserve">El </w:t>
       </w:r>
       <w:r>
         <w:t>operario</w:t>
       </w:r>
       <w:r>
-        <w:t xml:space="preserve"> registra los medicamentos que llegan al consultorio, de los cuales se desea saber nombre, categoría, proveedor, stock actual, stock mínimo, precio de costo, precio de venta, fecha de vencimiento, lote.</w:t>
+        <w:t xml:space="preserve"> </w:t>
+      </w:r>
+      <w:r>
+        <w:rPr>
+          <w:highlight w:val="green"/>
+        </w:rPr>
+        <w:t>registra los medicamentos</w:t>
+      </w:r>
+      <w:r>
+        <w:t xml:space="preserve"> que llegan al consultorio, de los cuales se desea saber </w:t>
+      </w:r>
+      <w:r>
+        <w:rPr>
+          <w:highlight w:val="cyan"/>
+        </w:rPr>
+        <w:t>nombre, categoría, proveedor, stock actual, stock mínimo, precio de costo, precio de venta, fecha de vencimiento, lote.</w:t>
       </w:r>
     </w:p>
     <w:p>
@@ -1903,13 +2265,34 @@
         </w:numPr>
       </w:pPr>
       <w:r>
-        <w:t>El operario fija</w:t>
-      </w:r>
-      <w:r>
-        <w:t xml:space="preserve"> precio y márgenes, para esto se </w:t>
-      </w:r>
-      <w:r>
-        <w:t xml:space="preserve">puede registrar un monto de ganancia preconfigurado, por ejemplo 30% o editar según se </w:t>
+        <w:t xml:space="preserve">El operario </w:t>
+      </w:r>
+      <w:r>
+        <w:rPr>
+          <w:highlight w:val="magenta"/>
+        </w:rPr>
+        <w:t>fija</w:t>
+      </w:r>
+      <w:r>
+        <w:rPr>
+          <w:highlight w:val="magenta"/>
+        </w:rPr>
+        <w:t xml:space="preserve"> precio y márgenes</w:t>
+      </w:r>
+      <w:r>
+        <w:t xml:space="preserve">, para esto se </w:t>
+      </w:r>
+      <w:r>
+        <w:t xml:space="preserve">puede registrar un </w:t>
+      </w:r>
+      <w:r>
+        <w:rPr>
+          <w:highlight w:val="cyan"/>
+        </w:rPr>
+        <w:t>monto de ganancia preconfigurado</w:t>
+      </w:r>
+      <w:r>
+        <w:t xml:space="preserve">, por ejemplo 30% o editar según se </w:t>
       </w:r>
       <w:r>
         <w:t>desee</w:t>
@@ -1927,7 +2310,25 @@
         </w:numPr>
       </w:pPr>
       <w:r>
-        <w:t>El operario configura una alertar de stock mínimo sugerida o edita según corresponda.</w:t>
+        <w:t xml:space="preserve">El operario </w:t>
+      </w:r>
+      <w:r>
+        <w:rPr>
+          <w:highlight w:val="green"/>
+        </w:rPr>
+        <w:t>configura una alerta</w:t>
+      </w:r>
+      <w:r>
+        <w:t xml:space="preserve"> de </w:t>
+      </w:r>
+      <w:r>
+        <w:rPr>
+          <w:highlight w:val="cyan"/>
+        </w:rPr>
+        <w:t>stock mínimo</w:t>
+      </w:r>
+      <w:r>
+        <w:t xml:space="preserve"> sugerida o edita según corresponda.</w:t>
       </w:r>
     </w:p>
     <w:p>
@@ -1939,8 +2340,16 @@
         </w:numPr>
       </w:pPr>
       <w:r>
-        <w:lastRenderedPageBreak/>
-        <w:t>El operario puede extraer un reporte de existencias según corresponda.</w:t>
+        <w:t xml:space="preserve">El operario puede </w:t>
+      </w:r>
+      <w:r>
+        <w:rPr>
+          <w:highlight w:val="green"/>
+        </w:rPr>
+        <w:t>extraer un reporte</w:t>
+      </w:r>
+      <w:r>
+        <w:t xml:space="preserve"> de existencias según corresponda.</w:t>
       </w:r>
     </w:p>
     <w:p>
@@ -1982,7 +2391,22 @@
         </w:numPr>
       </w:pPr>
       <w:r>
-        <w:t>El cliente llama o envía un mensaje para reservar un turno de atención, preguntando disponibilidad de fecha y horario</w:t>
+        <w:t xml:space="preserve">El </w:t>
+      </w:r>
+      <w:r>
+        <w:rPr>
+          <w:highlight w:val="green"/>
+        </w:rPr>
+        <w:t>cliente llama o envía un mensaje para reservar</w:t>
+      </w:r>
+      <w:r>
+        <w:t xml:space="preserve"> un turno de atención, preguntando </w:t>
+      </w:r>
+      <w:r>
+        <w:rPr>
+          <w:highlight w:val="cyan"/>
+        </w:rPr>
+        <w:t>disponibilidad de fecha y horario</w:t>
       </w:r>
     </w:p>
     <w:p>
@@ -1994,7 +2418,22 @@
         </w:numPr>
       </w:pPr>
       <w:r>
-        <w:t>El recepcionista tomará el pedido del cliente y buscará en la agenda disponibilidad del turno ofreciéndole el más cercano posible.</w:t>
+        <w:t xml:space="preserve">El recepcionista </w:t>
+      </w:r>
+      <w:r>
+        <w:rPr>
+          <w:highlight w:val="green"/>
+        </w:rPr>
+        <w:t>tomará el pedido</w:t>
+      </w:r>
+      <w:r>
+        <w:t xml:space="preserve"> del cliente y buscará en la agenda </w:t>
+      </w:r>
+      <w:r>
+        <w:rPr>
+          <w:highlight w:val="magenta"/>
+        </w:rPr>
+        <w:t>disponibilidad del turno ofreciéndole el más cercano posible.</w:t>
       </w:r>
     </w:p>
     <w:p>
@@ -2006,7 +2445,16 @@
         </w:numPr>
       </w:pPr>
       <w:r>
-        <w:t>El cliente da el ok al turno con fecha y horario y se realiza el alta del turno en el sistema.</w:t>
+        <w:t xml:space="preserve">El cliente da el ok al turno con </w:t>
+      </w:r>
+      <w:r>
+        <w:rPr>
+          <w:highlight w:val="cyan"/>
+        </w:rPr>
+        <w:t>fecha y horario</w:t>
+      </w:r>
+      <w:r>
+        <w:t xml:space="preserve"> y se realiza el alta del turno en el sistema.</w:t>
       </w:r>
     </w:p>
     <w:p>
@@ -2034,7 +2482,28 @@
         </w:numPr>
       </w:pPr>
       <w:r>
-        <w:t>El gerente abre el módulo de reportes y elige un período y un producto para ver que insumos son solicitados en esa época.</w:t>
+        <w:t xml:space="preserve">El gerente abre el módulo de reportes y </w:t>
+      </w:r>
+      <w:r>
+        <w:rPr>
+          <w:highlight w:val="green"/>
+        </w:rPr>
+        <w:t>elige un período</w:t>
+      </w:r>
+      <w:r>
+        <w:t xml:space="preserve"> y un producto para ver que insumos son solicitados en esa época</w:t>
+      </w:r>
+      <w:r>
+        <w:t xml:space="preserve">, para eso elige </w:t>
+      </w:r>
+      <w:r>
+        <w:rPr>
+          <w:highlight w:val="cyan"/>
+        </w:rPr>
+        <w:t>mes, trimestre o semestre</w:t>
+      </w:r>
+      <w:r>
+        <w:t>.</w:t>
       </w:r>
     </w:p>
     <w:p>
@@ -2046,7 +2515,16 @@
         </w:numPr>
       </w:pPr>
       <w:r>
-        <w:t>El sistema muestra según este período cuales son los insumos más y menos solicitados en la época solicitada por el gerente.</w:t>
+        <w:t xml:space="preserve">El sistema </w:t>
+      </w:r>
+      <w:r>
+        <w:rPr>
+          <w:highlight w:val="magenta"/>
+        </w:rPr>
+        <w:t>muestra según este período cuales son los insumos más y menos solicitados</w:t>
+      </w:r>
+      <w:r>
+        <w:t xml:space="preserve"> en la época solicitada por el gerente.</w:t>
       </w:r>
     </w:p>
     <w:p>
@@ -2089,6 +2567,7 @@
         </w:numPr>
       </w:pPr>
       <w:r>
+        <w:lastRenderedPageBreak/>
         <w:t>Gestión Contable Avanzada: No realiza el armado de Libro Diario ni procesos de contabilidad formal.</w:t>
       </w:r>
     </w:p>
@@ -2125,7 +2604,6 @@
         </w:numPr>
       </w:pPr>
       <w:r>
-        <w:lastRenderedPageBreak/>
         <w:t>Módulo de Compras: No automatiza la generación de órdenes de compra ni la comparativa de presupuestos con proveedores externos.</w:t>
       </w:r>
     </w:p>
@@ -2167,9 +2645,11 @@
       <w:pPr>
         <w:pStyle w:val="1"/>
       </w:pPr>
+      <w:bookmarkStart w:id="4" w:name="_Toc229829628"/>
       <w:r>
         <w:t>G03. Definiciones, acrónimos y abreviaciones</w:t>
       </w:r>
+      <w:bookmarkEnd w:id="4"/>
     </w:p>
     <w:p>
       <w:pPr>
@@ -2439,7 +2919,6 @@
           <w:rFonts w:asciiTheme="minorHAnsi" w:hAnsiTheme="minorHAnsi" w:cstheme="minorHAnsi"/>
           <w:lang w:val="pt-BR"/>
         </w:rPr>
-        <w:lastRenderedPageBreak/>
         <w:t xml:space="preserve">CRMV: </w:t>
       </w:r>
       <w:proofErr w:type="spellStart"/>
@@ -2470,16 +2949,7 @@
           <w:bCs w:val="0"/>
           <w:lang w:val="pt-BR"/>
         </w:rPr>
-        <w:t>Veterinari</w:t>
-      </w:r>
-      <w:r>
-        <w:rPr>
-          <w:rFonts w:asciiTheme="minorHAnsi" w:hAnsiTheme="minorHAnsi" w:cstheme="minorHAnsi"/>
-          <w:b w:val="0"/>
-          <w:bCs w:val="0"/>
-          <w:lang w:val="pt-BR"/>
-        </w:rPr>
-        <w:t>o</w:t>
+        <w:t>Veterinario</w:t>
       </w:r>
       <w:proofErr w:type="spellEnd"/>
     </w:p>
@@ -2836,9 +3306,11 @@
       <w:pPr>
         <w:pStyle w:val="1"/>
       </w:pPr>
+      <w:bookmarkStart w:id="5" w:name="_Toc229829629"/>
       <w:r>
         <w:t>G04. Descripción de las personas participantes en el desarrollo del sistema de información y los usuarios (roles)</w:t>
       </w:r>
+      <w:bookmarkEnd w:id="5"/>
     </w:p>
     <w:p>
       <w:pPr>
@@ -3721,6 +4193,7 @@
                 <w:sz w:val="22"/>
                 <w:szCs w:val="22"/>
               </w:rPr>
+              <w:lastRenderedPageBreak/>
               <w:t>Daniel Battaglia</w:t>
             </w:r>
           </w:p>
@@ -3972,7 +4445,6 @@
                 <w:sz w:val="22"/>
                 <w:szCs w:val="22"/>
               </w:rPr>
-              <w:lastRenderedPageBreak/>
               <w:t>Carla Domínguez</w:t>
             </w:r>
           </w:p>
@@ -4185,9 +4657,11 @@
       <w:pPr>
         <w:pStyle w:val="1"/>
       </w:pPr>
+      <w:bookmarkStart w:id="6" w:name="_Toc229829630"/>
       <w:r>
         <w:t>G05. Otros requisitos</w:t>
       </w:r>
+      <w:bookmarkEnd w:id="6"/>
     </w:p>
     <w:p>
       <w:pPr>
@@ -4215,6 +4689,7 @@
         <w:rPr>
           <w:noProof/>
         </w:rPr>
+        <w:lastRenderedPageBreak/>
         <w:drawing>
           <wp:inline distT="0" distB="0" distL="0" distR="0" wp14:anchorId="74210B4D" wp14:editId="7B17D64C">
             <wp:extent cx="5612130" cy="3158490"/>
@@ -4282,7 +4757,6 @@
           <w:szCs w:val="22"/>
           <w:lang w:val="es-ES"/>
         </w:rPr>
-        <w:lastRenderedPageBreak/>
         <w:t>Estándares Aplicables</w:t>
       </w:r>
     </w:p>
@@ -4501,7 +4975,7 @@
           <w:lang w:val="es-ES"/>
         </w:rPr>
         <w:pict w14:anchorId="1C18EDC6">
-          <v:rect id="_x0000_i1055" style="width:0;height:1.5pt" o:hralign="center" o:hrstd="t" o:hr="t" fillcolor="#a0a0a0" stroked="f"/>
+          <v:rect id="_x0000_i1025" style="width:0;height:1.5pt" o:hralign="center" o:hrstd="t" o:hr="t" fillcolor="#a0a0a0" stroked="f"/>
         </w:pict>
       </w:r>
     </w:p>
@@ -4552,6 +5026,7 @@
           <w:szCs w:val="22"/>
           <w:lang w:val="es-ES"/>
         </w:rPr>
+        <w:lastRenderedPageBreak/>
         <w:t>⮚</w:t>
       </w:r>
       <w:r>
@@ -4763,7 +5238,7 @@
           <w:lang w:val="es-ES"/>
         </w:rPr>
         <w:pict w14:anchorId="0366817A">
-          <v:rect id="_x0000_i1056" style="width:0;height:1.5pt" o:hralign="center" o:hrstd="t" o:hr="t" fillcolor="#a0a0a0" stroked="f"/>
+          <v:rect id="_x0000_i1026" style="width:0;height:1.5pt" o:hralign="center" o:hrstd="t" o:hr="t" fillcolor="#a0a0a0" stroked="f"/>
         </w:pict>
       </w:r>
     </w:p>
@@ -4879,7 +5354,6 @@
           <w:szCs w:val="22"/>
           <w:lang w:val="es-ES"/>
         </w:rPr>
-        <w:lastRenderedPageBreak/>
         <w:t>⮚</w:t>
       </w:r>
       <w:r>
@@ -5347,7 +5821,6 @@
           <w:szCs w:val="22"/>
           <w:lang w:val="es-ES"/>
         </w:rPr>
-        <w:lastRenderedPageBreak/>
         <w:t>También se proporcionará una guía de configuración para que el usuario pueda adaptar el sistema a las características técnicas de su equipo y verificar el cumplimiento de los requisitos mínimos de funcionamiento.</w:t>
       </w:r>
     </w:p>
@@ -5769,7 +6242,21 @@
             <w:rPr>
               <w:lang w:val="es-ES"/>
             </w:rPr>
-            <w:t>Leonel Jimenez Gamboa</w:t>
+            <w:t xml:space="preserve">Leonel </w:t>
+          </w:r>
+          <w:proofErr w:type="spellStart"/>
+          <w:r>
+            <w:rPr>
+              <w:lang w:val="es-ES"/>
+            </w:rPr>
+            <w:t>Jimenez</w:t>
+          </w:r>
+          <w:proofErr w:type="spellEnd"/>
+          <w:r>
+            <w:rPr>
+              <w:lang w:val="es-ES"/>
+            </w:rPr>
+            <w:t xml:space="preserve"> Gamboa</w:t>
           </w:r>
         </w:p>
       </w:tc>
@@ -6131,6 +6618,7 @@
               <w:bCs/>
             </w:rPr>
           </w:pPr>
+          <w:proofErr w:type="spellStart"/>
           <w:r>
             <w:rPr>
               <w:b/>
@@ -6138,6 +6626,7 @@
             </w:rPr>
             <w:t>VetCare</w:t>
           </w:r>
+          <w:proofErr w:type="spellEnd"/>
         </w:p>
       </w:tc>
       <w:tc>
@@ -7856,6 +8345,7 @@
   <w:style w:type="character" w:default="1" w:styleId="Fuentedeprrafopredeter">
     <w:name w:val="Default Paragraph Font"/>
     <w:uiPriority w:val="1"/>
+    <w:semiHidden/>
     <w:unhideWhenUsed/>
   </w:style>
   <w:style w:type="table" w:default="1" w:styleId="Tablanormal">

--- a/Javier Morante-Ingenieria de software-VetCare.docx
+++ b/Javier Morante-Ingenieria de software-VetCare.docx
@@ -1609,47 +1609,77 @@
     <w:p>
       <w:pPr>
         <w:pStyle w:val="EstiloJavi"/>
-      </w:pPr>
-      <w:r>
+        <w:rPr>
+          <w:lang w:val="es-ES"/>
+        </w:rPr>
+      </w:pPr>
+      <w:r>
+        <w:rPr>
+          <w:lang w:val="es-ES"/>
+        </w:rPr>
         <w:t xml:space="preserve">El propósito principal es que hoy en día no hay una herramienta que satisfaga las necesidades del cliente en cuanto a la gestión de stock </w:t>
       </w:r>
       <w:r>
+        <w:rPr>
+          <w:lang w:val="es-ES"/>
+        </w:rPr>
         <w:t>de medicamentos e insumos, el seguimiento de historias clínicas de pacientes y el control de turnos.</w:t>
       </w:r>
     </w:p>
     <w:p>
       <w:pPr>
         <w:pStyle w:val="EstiloJavi"/>
-      </w:pPr>
-      <w:r>
-        <w:t>Se espera que nuestro sistema facilite la complejidad de la carga manual de estos procesos con una interfaz amigable, sencilla de mantener</w:t>
-      </w:r>
-      <w:r>
-        <w:t>.</w:t>
+        <w:rPr>
+          <w:lang w:val="es-ES"/>
+        </w:rPr>
+      </w:pPr>
+      <w:r>
+        <w:rPr>
+          <w:lang w:val="es-ES"/>
+        </w:rPr>
+        <w:t>Se espera que nuestro sistema facilite la complejidad de la carga manual de estos procesos con una interfaz amigable, sencilla de mantener.</w:t>
       </w:r>
     </w:p>
     <w:p>
       <w:pPr>
         <w:pStyle w:val="EstiloJavi"/>
-      </w:pPr>
-      <w:r>
+        <w:rPr>
+          <w:lang w:val="es-ES"/>
+        </w:rPr>
+      </w:pPr>
+      <w:r>
+        <w:rPr>
+          <w:lang w:val="es-ES"/>
+        </w:rPr>
         <w:t xml:space="preserve">Por ende y como objetivo general, la elección de este proyecto se basa en deprecar esas viejas </w:t>
       </w:r>
       <w:r>
+        <w:rPr>
+          <w:lang w:val="es-ES"/>
+        </w:rPr>
         <w:t>prácticas</w:t>
       </w:r>
       <w:r>
+        <w:rPr>
+          <w:lang w:val="es-ES"/>
+        </w:rPr>
         <w:t xml:space="preserve"> y proveer un sistema que ayude a los usuarios a manejar la administración de forma centralizada, mitigando posibles errores como la falta de stock por mala organización, y la demanda de turnos, además de las historias clínicas en papel de los clientes que suelen extraviarse y no tienen una plantilla estándar.</w:t>
       </w:r>
     </w:p>
     <w:p>
       <w:pPr>
         <w:pStyle w:val="EstiloJavi"/>
+        <w:rPr>
+          <w:lang w:val="es-ES"/>
+        </w:rPr>
       </w:pPr>
     </w:p>
     <w:p>
       <w:pPr>
         <w:pStyle w:val="EstiloJavi"/>
+        <w:rPr>
+          <w:lang w:val="es-ES"/>
+        </w:rPr>
       </w:pPr>
     </w:p>
     <w:p/>
@@ -1744,61 +1774,67 @@
     <w:p>
       <w:pPr>
         <w:pStyle w:val="EstiloJavi"/>
-      </w:pPr>
-      <w:r>
-        <w:t>El sistema consiste en una solución de software</w:t>
-      </w:r>
-      <w:r>
-        <w:t xml:space="preserve"> </w:t>
-      </w:r>
-      <w:r>
-        <w:t xml:space="preserve">diseñada para centralizar y automatizar las operaciones diarias de </w:t>
+        <w:rPr>
+          <w:lang w:val="es-ES"/>
+        </w:rPr>
+      </w:pPr>
+      <w:r>
+        <w:rPr>
+          <w:lang w:val="es-ES"/>
+        </w:rPr>
+        <w:t xml:space="preserve">El sistema consiste en una solución de software diseñada para centralizar y automatizar las operaciones diarias de </w:t>
       </w:r>
       <w:proofErr w:type="spellStart"/>
       <w:r>
+        <w:rPr>
+          <w:lang w:val="es-ES"/>
+        </w:rPr>
         <w:t>VetCare</w:t>
       </w:r>
       <w:proofErr w:type="spellEnd"/>
       <w:r>
+        <w:rPr>
+          <w:lang w:val="es-ES"/>
+        </w:rPr>
         <w:t>. El producto actúa como el núcleo de información de la clínica</w:t>
       </w:r>
       <w:r>
+        <w:rPr>
+          <w:lang w:val="es-ES"/>
+        </w:rPr>
         <w:t xml:space="preserve"> de mascotas</w:t>
       </w:r>
       <w:r>
-        <w:t xml:space="preserve">, eliminando la dependencia de registros manuales o archivos dispersos. Su arquitectura local garantiza la privacidad de las historias </w:t>
-      </w:r>
-      <w:r>
-        <w:t>clínicas</w:t>
-      </w:r>
-      <w:r>
-        <w:t xml:space="preserve"> y la disponibilidad permanente del sistema, independientemente de la estabilidad de la red.</w:t>
+        <w:rPr>
+          <w:lang w:val="es-ES"/>
+        </w:rPr>
+        <w:t>, eliminando la dependencia de registros manuales o archivos dispersos. Su arquitectura local garantiza la privacidad de las historias clínicas y la disponibilidad permanente del sistema, independientemente de la estabilidad de la red.</w:t>
       </w:r>
     </w:p>
     <w:p>
       <w:pPr>
         <w:pStyle w:val="EstiloJavi"/>
+        <w:rPr>
+          <w:lang w:val="es-ES"/>
+        </w:rPr>
       </w:pPr>
     </w:p>
     <w:p>
       <w:pPr>
         <w:pStyle w:val="EstiloJavi"/>
         <w:rPr>
-          <w:b/>
-          <w:bCs/>
-        </w:rPr>
-      </w:pPr>
-      <w:r>
-        <w:rPr>
-          <w:b/>
-          <w:bCs/>
+          <w:lang w:val="es-ES"/>
+        </w:rPr>
+      </w:pPr>
+      <w:r>
+        <w:rPr>
+          <w:lang w:val="es-ES"/>
         </w:rPr>
         <w:t xml:space="preserve">RFN1: </w:t>
       </w:r>
       <w:r>
         <w:rPr>
-          <w:b/>
-          <w:bCs/>
+          <w:lang w:val="es-ES"/>
         </w:rPr>
         <w:t>Gestión de Pacientes e Historias Clínicas</w:t>
       </w:r>
@@ -1806,32 +1842,30 @@
     <w:p>
       <w:pPr>
         <w:pStyle w:val="EstiloJavi"/>
-      </w:pPr>
-      <w:r>
-        <w:t>Cuando los pacientes entran</w:t>
-      </w:r>
-      <w:r>
-        <w:t xml:space="preserve"> en la veterinaria esta operación requiere de diferentes pasos como registro del cliente, registro de la mascota, revisión de historia clínica si es que existe, pago del cliente por la atención.</w:t>
+        <w:rPr>
+          <w:lang w:val="es-ES"/>
+        </w:rPr>
+      </w:pPr>
+      <w:r>
+        <w:rPr>
+          <w:lang w:val="es-ES"/>
+        </w:rPr>
+        <w:t>Cuando los pacientes entran en la veterinaria esta operación requiere de diferentes pasos como registro del cliente, registro de la mascota, revisión de historia clínica si es que existe, pago del cliente por la atención.</w:t>
       </w:r>
     </w:p>
     <w:p>
       <w:pPr>
         <w:pStyle w:val="EstiloJavi"/>
+        <w:rPr>
+          <w:lang w:val="es-ES"/>
+        </w:rPr>
       </w:pPr>
     </w:p>
     <w:p>
       <w:pPr>
         <w:pStyle w:val="EstiloJavi"/>
-        <w:rPr>
-          <w:b/>
-          <w:bCs/>
-        </w:rPr>
-      </w:pPr>
-      <w:r>
-        <w:rPr>
-          <w:b/>
-          <w:bCs/>
-        </w:rPr>
+      </w:pPr>
+      <w:r>
         <w:t>PN1. Gestión de pacientes</w:t>
       </w:r>
     </w:p>
@@ -1847,28 +1881,45 @@
         </w:rPr>
       </w:pPr>
       <w:r>
+        <w:rPr>
+          <w:lang w:val="es-ES"/>
+        </w:rPr>
         <w:t xml:space="preserve">El cliente se acerca al vendedor </w:t>
       </w:r>
       <w:r>
         <w:rPr>
           <w:highlight w:val="magenta"/>
+          <w:lang w:val="es-ES"/>
         </w:rPr>
         <w:t>para consultar</w:t>
       </w:r>
       <w:r>
+        <w:rPr>
+          <w:lang w:val="es-ES"/>
+        </w:rPr>
         <w:t xml:space="preserve"> sobre la atención de su mascota. </w:t>
       </w:r>
       <w:r>
         <w:rPr>
           <w:highlight w:val="magenta"/>
+          <w:lang w:val="es-ES"/>
         </w:rPr>
         <w:t>El vendedor le preguntará</w:t>
       </w:r>
       <w:r>
+        <w:rPr>
+          <w:lang w:val="es-ES"/>
+        </w:rPr>
         <w:t xml:space="preserve"> si ya se atendió previamente para continuar sobre la historia clínica anterior o crear una nueva.</w:t>
       </w:r>
       <w:r>
-        <w:t xml:space="preserve"> Para eso preguntará </w:t>
+        <w:rPr>
+          <w:lang w:val="es-ES"/>
+        </w:rPr>
+        <w:t xml:space="preserve"> </w:t>
+      </w:r>
+      <w:r>
+        <w:t xml:space="preserve">Para eso preguntará </w:t>
       </w:r>
       <w:r>
         <w:rPr>
@@ -1884,66 +1935,89 @@
           <w:ilvl w:val="0"/>
           <w:numId w:val="2"/>
         </w:numPr>
-      </w:pPr>
-      <w:r>
+        <w:rPr>
+          <w:lang w:val="es-ES"/>
+        </w:rPr>
+      </w:pPr>
+      <w:r>
+        <w:rPr>
+          <w:lang w:val="es-ES"/>
+        </w:rPr>
         <w:lastRenderedPageBreak/>
         <w:t xml:space="preserve">El vendedor </w:t>
       </w:r>
       <w:r>
         <w:rPr>
           <w:highlight w:val="green"/>
+          <w:lang w:val="es-ES"/>
         </w:rPr>
         <w:t xml:space="preserve">verifica en el sistema si </w:t>
       </w:r>
       <w:r>
         <w:rPr>
           <w:highlight w:val="green"/>
+          <w:lang w:val="es-ES"/>
         </w:rPr>
         <w:t xml:space="preserve">el cliente ya </w:t>
       </w:r>
       <w:r>
         <w:rPr>
           <w:highlight w:val="green"/>
+          <w:lang w:val="es-ES"/>
         </w:rPr>
         <w:t>está</w:t>
       </w:r>
       <w:r>
         <w:rPr>
           <w:highlight w:val="green"/>
+          <w:lang w:val="es-ES"/>
         </w:rPr>
         <w:t xml:space="preserve"> o no registrado</w:t>
       </w:r>
       <w:r>
+        <w:rPr>
+          <w:lang w:val="es-ES"/>
+        </w:rPr>
         <w:t xml:space="preserve">. En caso de que este registrado, el vendedor cargará el pedido solicitado por el cliente. En caso de que no dará de alta al cliente </w:t>
       </w:r>
       <w:r>
         <w:rPr>
           <w:highlight w:val="cyan"/>
+          <w:lang w:val="es-ES"/>
         </w:rPr>
         <w:t xml:space="preserve">con nombre, apellido, </w:t>
       </w:r>
       <w:r>
         <w:rPr>
           <w:highlight w:val="cyan"/>
+          <w:lang w:val="es-ES"/>
         </w:rPr>
         <w:t>documento</w:t>
       </w:r>
       <w:r>
         <w:rPr>
           <w:highlight w:val="cyan"/>
+          <w:lang w:val="es-ES"/>
         </w:rPr>
         <w:t>, dirección, teléfono, nombre de mascota</w:t>
       </w:r>
       <w:r>
+        <w:rPr>
+          <w:lang w:val="es-ES"/>
+        </w:rPr>
         <w:t xml:space="preserve">, </w:t>
       </w:r>
       <w:r>
         <w:rPr>
           <w:highlight w:val="green"/>
+          <w:lang w:val="es-ES"/>
         </w:rPr>
         <w:t>puede tener una o varias registradas a su nombre</w:t>
       </w:r>
       <w:r>
+        <w:rPr>
+          <w:lang w:val="es-ES"/>
+        </w:rPr>
         <w:t>.</w:t>
       </w:r>
     </w:p>
@@ -1951,14 +2025,12 @@
       <w:pPr>
         <w:pStyle w:val="EstiloJavi"/>
         <w:rPr>
-          <w:b/>
-          <w:bCs/>
-        </w:rPr>
-      </w:pPr>
-      <w:r>
-        <w:rPr>
-          <w:b/>
-          <w:bCs/>
+          <w:lang w:val="es-ES"/>
+        </w:rPr>
+      </w:pPr>
+      <w:r>
+        <w:rPr>
+          <w:lang w:val="es-ES"/>
         </w:rPr>
         <w:t>PN2. Gestión de historia clínica del paciente</w:t>
       </w:r>
@@ -1970,34 +2042,47 @@
           <w:ilvl w:val="0"/>
           <w:numId w:val="3"/>
         </w:numPr>
-      </w:pPr>
-      <w:r>
+        <w:rPr>
+          <w:lang w:val="es-ES"/>
+        </w:rPr>
+      </w:pPr>
+      <w:r>
+        <w:rPr>
+          <w:lang w:val="es-ES"/>
+        </w:rPr>
         <w:t xml:space="preserve">El vendedor </w:t>
       </w:r>
       <w:r>
         <w:rPr>
           <w:highlight w:val="green"/>
+          <w:lang w:val="es-ES"/>
         </w:rPr>
         <w:t>busca si el cliente esta registrado</w:t>
       </w:r>
       <w:r>
+        <w:rPr>
+          <w:lang w:val="es-ES"/>
+        </w:rPr>
         <w:t xml:space="preserve"> en la veterinaria con su mascota, debe estar registrado para poder tener historia clínica, una vez registrado mediante la gestión de pacientes, se procede a dar de alta la historia clínica en la cual se deben guardar los siguientes datos, </w:t>
       </w:r>
       <w:r>
         <w:rPr>
           <w:highlight w:val="cyan"/>
+          <w:lang w:val="es-ES"/>
         </w:rPr>
         <w:t xml:space="preserve">nombre del paciente, especie, raza, sexo, fecha de nacimiento, peso actual, </w:t>
       </w:r>
       <w:r>
         <w:rPr>
           <w:highlight w:val="cyan"/>
+          <w:lang w:val="es-ES"/>
         </w:rPr>
         <w:t xml:space="preserve">alergias, </w:t>
       </w:r>
       <w:r>
         <w:rPr>
           <w:highlight w:val="cyan"/>
+          <w:lang w:val="es-ES"/>
         </w:rPr>
         <w:t>propietario (cliente).</w:t>
       </w:r>
@@ -2009,16 +2094,26 @@
           <w:ilvl w:val="0"/>
           <w:numId w:val="3"/>
         </w:numPr>
-      </w:pPr>
-      <w:r>
+        <w:rPr>
+          <w:lang w:val="es-ES"/>
+        </w:rPr>
+      </w:pPr>
+      <w:r>
+        <w:rPr>
+          <w:lang w:val="es-ES"/>
+        </w:rPr>
         <w:t xml:space="preserve">El vendedor procede a guardar los datos de atención en la historia </w:t>
       </w:r>
       <w:r>
+        <w:rPr>
+          <w:lang w:val="es-ES"/>
+        </w:rPr>
         <w:t xml:space="preserve">clínica en </w:t>
       </w:r>
       <w:r>
         <w:rPr>
           <w:highlight w:val="magenta"/>
+          <w:lang w:val="es-ES"/>
         </w:rPr>
         <w:t>el registro de atención</w:t>
       </w:r>
@@ -2026,109 +2121,85 @@
     <w:p>
       <w:pPr>
         <w:pStyle w:val="EstiloJavi"/>
+        <w:rPr>
+          <w:lang w:val="es-ES"/>
+        </w:rPr>
       </w:pPr>
     </w:p>
     <w:p>
       <w:pPr>
         <w:pStyle w:val="EstiloJavi"/>
         <w:rPr>
-          <w:b/>
-          <w:bCs/>
-        </w:rPr>
-      </w:pPr>
-      <w:r>
-        <w:rPr>
-          <w:b/>
-          <w:bCs/>
+          <w:lang w:val="es-ES"/>
+        </w:rPr>
+      </w:pPr>
+      <w:r>
+        <w:rPr>
+          <w:lang w:val="es-ES"/>
         </w:rPr>
         <w:t>RFN</w:t>
       </w:r>
       <w:r>
         <w:rPr>
-          <w:b/>
-          <w:bCs/>
+          <w:lang w:val="es-ES"/>
         </w:rPr>
         <w:t>2</w:t>
       </w:r>
       <w:r>
         <w:rPr>
-          <w:b/>
-          <w:bCs/>
-        </w:rPr>
-        <w:t xml:space="preserve">: Gestión de </w:t>
-      </w:r>
-      <w:r>
-        <w:rPr>
-          <w:b/>
-          <w:bCs/>
-        </w:rPr>
-        <w:t>stock y registro de atención</w:t>
+          <w:lang w:val="es-ES"/>
+        </w:rPr>
+        <w:t>: Gestión de stock y registro de atención</w:t>
       </w:r>
     </w:p>
     <w:p>
       <w:pPr>
         <w:pStyle w:val="EstiloJavi"/>
-      </w:pPr>
-      <w:r>
+        <w:rPr>
+          <w:lang w:val="es-ES"/>
+        </w:rPr>
+      </w:pPr>
+      <w:r>
+        <w:rPr>
+          <w:lang w:val="es-ES"/>
+        </w:rPr>
         <w:t>Cuando los pacientes son atendidos en la veterinaria se genera un registro de atención y por la venta de los insumos se generan movimientos de stock</w:t>
       </w:r>
       <w:r>
+        <w:rPr>
+          <w:lang w:val="es-ES"/>
+        </w:rPr>
         <w:t>.</w:t>
       </w:r>
     </w:p>
     <w:p>
       <w:pPr>
         <w:pStyle w:val="EstiloJavi"/>
+        <w:rPr>
+          <w:lang w:val="es-ES"/>
+        </w:rPr>
       </w:pPr>
     </w:p>
     <w:p>
       <w:pPr>
         <w:pStyle w:val="EstiloJavi"/>
-        <w:rPr>
-          <w:b/>
-          <w:bCs/>
-        </w:rPr>
-      </w:pPr>
-      <w:r>
-        <w:rPr>
-          <w:b/>
-          <w:bCs/>
-        </w:rPr>
+      </w:pPr>
+      <w:r>
         <w:t>PN</w:t>
       </w:r>
       <w:r>
-        <w:rPr>
-          <w:b/>
-          <w:bCs/>
-        </w:rPr>
         <w:t>1</w:t>
       </w:r>
       <w:r>
-        <w:rPr>
-          <w:b/>
-          <w:bCs/>
-        </w:rPr>
         <w:t>.</w:t>
       </w:r>
       <w:r>
-        <w:rPr>
-          <w:b/>
-          <w:bCs/>
-        </w:rPr>
         <w:t xml:space="preserve"> </w:t>
       </w:r>
       <w:r>
-        <w:rPr>
-          <w:b/>
-          <w:bCs/>
-        </w:rPr>
         <w:t xml:space="preserve">Registro </w:t>
       </w:r>
       <w:r>
-        <w:rPr>
-          <w:b/>
-          <w:bCs/>
-        </w:rPr>
         <w:t>de atención</w:t>
       </w:r>
     </w:p>
@@ -2139,13 +2210,20 @@
           <w:ilvl w:val="0"/>
           <w:numId w:val="4"/>
         </w:numPr>
-      </w:pPr>
-      <w:r>
+        <w:rPr>
+          <w:lang w:val="es-ES"/>
+        </w:rPr>
+      </w:pPr>
+      <w:r>
+        <w:rPr>
+          <w:lang w:val="es-ES"/>
+        </w:rPr>
         <w:t>El vendedor debe registrar para la atención del paciente</w:t>
       </w:r>
       <w:r>
         <w:rPr>
           <w:highlight w:val="cyan"/>
+          <w:lang w:val="es-ES"/>
         </w:rPr>
         <w:t>, fecha y hora, profesional, peso, temperatura, frecuencia cardiaca, motivo de consulta, diagnostico.</w:t>
       </w:r>
@@ -2157,17 +2235,27 @@
           <w:ilvl w:val="0"/>
           <w:numId w:val="4"/>
         </w:numPr>
-      </w:pPr>
-      <w:r>
+        <w:rPr>
+          <w:lang w:val="es-ES"/>
+        </w:rPr>
+      </w:pPr>
+      <w:r>
+        <w:rPr>
+          <w:lang w:val="es-ES"/>
+        </w:rPr>
         <w:t xml:space="preserve">En caso de necesitar medicación el vendedor se encargará en un carrito de compras de registrar el </w:t>
       </w:r>
       <w:r>
         <w:rPr>
           <w:highlight w:val="cyan"/>
+          <w:lang w:val="es-ES"/>
         </w:rPr>
         <w:t>medicamento</w:t>
       </w:r>
       <w:r>
+        <w:rPr>
+          <w:lang w:val="es-ES"/>
+        </w:rPr>
         <w:t xml:space="preserve"> otorgado al cliente para su próxima expedición.</w:t>
       </w:r>
     </w:p>
@@ -2178,47 +2266,41 @@
           <w:ilvl w:val="0"/>
           <w:numId w:val="4"/>
         </w:numPr>
-      </w:pPr>
-      <w:r>
+        <w:rPr>
+          <w:lang w:val="es-ES"/>
+        </w:rPr>
+      </w:pPr>
+      <w:r>
+        <w:rPr>
+          <w:lang w:val="es-ES"/>
+        </w:rPr>
         <w:t xml:space="preserve">Luego de registrar la atención el vendedor </w:t>
       </w:r>
       <w:r>
         <w:rPr>
           <w:highlight w:val="green"/>
+          <w:lang w:val="es-ES"/>
         </w:rPr>
         <w:t>entrega el diagnostico</w:t>
       </w:r>
       <w:r>
+        <w:rPr>
+          <w:lang w:val="es-ES"/>
+        </w:rPr>
         <w:t xml:space="preserve"> al cliente. </w:t>
       </w:r>
     </w:p>
     <w:p>
       <w:pPr>
         <w:pStyle w:val="EstiloJavi"/>
-        <w:rPr>
-          <w:b/>
-          <w:bCs/>
-        </w:rPr>
-      </w:pPr>
-      <w:r>
-        <w:rPr>
-          <w:b/>
-          <w:bCs/>
-        </w:rPr>
+      </w:pPr>
+      <w:r>
         <w:t>PN</w:t>
       </w:r>
       <w:r>
-        <w:rPr>
-          <w:b/>
-          <w:bCs/>
-        </w:rPr>
         <w:t>2</w:t>
       </w:r>
       <w:r>
-        <w:rPr>
-          <w:b/>
-          <w:bCs/>
-        </w:rPr>
         <w:t>. Registro de insumos</w:t>
       </w:r>
     </w:p>
@@ -2229,29 +2311,46 @@
           <w:ilvl w:val="0"/>
           <w:numId w:val="5"/>
         </w:numPr>
-      </w:pPr>
-      <w:r>
+        <w:rPr>
+          <w:lang w:val="es-ES"/>
+        </w:rPr>
+      </w:pPr>
+      <w:r>
+        <w:rPr>
+          <w:lang w:val="es-ES"/>
+        </w:rPr>
         <w:lastRenderedPageBreak/>
         <w:t xml:space="preserve">El </w:t>
       </w:r>
       <w:r>
+        <w:rPr>
+          <w:lang w:val="es-ES"/>
+        </w:rPr>
         <w:t>operario</w:t>
       </w:r>
       <w:r>
+        <w:rPr>
+          <w:lang w:val="es-ES"/>
+        </w:rPr>
         <w:t xml:space="preserve"> </w:t>
       </w:r>
       <w:r>
         <w:rPr>
           <w:highlight w:val="green"/>
+          <w:lang w:val="es-ES"/>
         </w:rPr>
         <w:t>registra los medicamentos</w:t>
       </w:r>
       <w:r>
+        <w:rPr>
+          <w:lang w:val="es-ES"/>
+        </w:rPr>
         <w:t xml:space="preserve"> que llegan al consultorio, de los cuales se desea saber </w:t>
       </w:r>
       <w:r>
         <w:rPr>
           <w:highlight w:val="cyan"/>
+          <w:lang w:val="es-ES"/>
         </w:rPr>
         <w:t>nombre, categoría, proveedor, stock actual, stock mínimo, precio de costo, precio de venta, fecha de vencimiento, lote.</w:t>
       </w:r>
@@ -2263,42 +2362,54 @@
           <w:ilvl w:val="0"/>
           <w:numId w:val="5"/>
         </w:numPr>
-      </w:pPr>
-      <w:r>
+        <w:rPr>
+          <w:lang w:val="es-ES"/>
+        </w:rPr>
+      </w:pPr>
+      <w:r>
+        <w:rPr>
+          <w:lang w:val="es-ES"/>
+        </w:rPr>
         <w:t xml:space="preserve">El operario </w:t>
       </w:r>
       <w:r>
         <w:rPr>
           <w:highlight w:val="magenta"/>
+          <w:lang w:val="es-ES"/>
         </w:rPr>
         <w:t>fija</w:t>
       </w:r>
       <w:r>
         <w:rPr>
           <w:highlight w:val="magenta"/>
+          <w:lang w:val="es-ES"/>
         </w:rPr>
         <w:t xml:space="preserve"> precio y márgenes</w:t>
       </w:r>
       <w:r>
+        <w:rPr>
+          <w:lang w:val="es-ES"/>
+        </w:rPr>
         <w:t xml:space="preserve">, para esto se </w:t>
       </w:r>
       <w:r>
+        <w:rPr>
+          <w:lang w:val="es-ES"/>
+        </w:rPr>
         <w:t xml:space="preserve">puede registrar un </w:t>
       </w:r>
       <w:r>
         <w:rPr>
           <w:highlight w:val="cyan"/>
+          <w:lang w:val="es-ES"/>
         </w:rPr>
         <w:t>monto de ganancia preconfigurado</w:t>
       </w:r>
       <w:r>
-        <w:t xml:space="preserve">, por ejemplo 30% o editar según se </w:t>
-      </w:r>
-      <w:r>
-        <w:t>desee</w:t>
-      </w:r>
-      <w:r>
-        <w:t>.</w:t>
+        <w:rPr>
+          <w:lang w:val="es-ES"/>
+        </w:rPr>
+        <w:t>, por ejemplo 30% o editar según se desee.</w:t>
       </w:r>
     </w:p>
     <w:p>
@@ -2308,26 +2419,40 @@
           <w:ilvl w:val="0"/>
           <w:numId w:val="5"/>
         </w:numPr>
-      </w:pPr>
-      <w:r>
+        <w:rPr>
+          <w:lang w:val="es-ES"/>
+        </w:rPr>
+      </w:pPr>
+      <w:r>
+        <w:rPr>
+          <w:lang w:val="es-ES"/>
+        </w:rPr>
         <w:t xml:space="preserve">El operario </w:t>
       </w:r>
       <w:r>
         <w:rPr>
           <w:highlight w:val="green"/>
+          <w:lang w:val="es-ES"/>
         </w:rPr>
         <w:t>configura una alerta</w:t>
       </w:r>
       <w:r>
+        <w:rPr>
+          <w:lang w:val="es-ES"/>
+        </w:rPr>
         <w:t xml:space="preserve"> de </w:t>
       </w:r>
       <w:r>
         <w:rPr>
           <w:highlight w:val="cyan"/>
+          <w:lang w:val="es-ES"/>
         </w:rPr>
         <w:t>stock mínimo</w:t>
       </w:r>
       <w:r>
+        <w:rPr>
+          <w:lang w:val="es-ES"/>
+        </w:rPr>
         <w:t xml:space="preserve"> sugerida o edita según corresponda.</w:t>
       </w:r>
     </w:p>
@@ -2338,17 +2463,27 @@
           <w:ilvl w:val="0"/>
           <w:numId w:val="5"/>
         </w:numPr>
-      </w:pPr>
-      <w:r>
+        <w:rPr>
+          <w:lang w:val="es-ES"/>
+        </w:rPr>
+      </w:pPr>
+      <w:r>
+        <w:rPr>
+          <w:lang w:val="es-ES"/>
+        </w:rPr>
         <w:t xml:space="preserve">El operario puede </w:t>
       </w:r>
       <w:r>
         <w:rPr>
           <w:highlight w:val="green"/>
+          <w:lang w:val="es-ES"/>
         </w:rPr>
         <w:t>extraer un reporte</w:t>
       </w:r>
       <w:r>
+        <w:rPr>
+          <w:lang w:val="es-ES"/>
+        </w:rPr>
         <w:t xml:space="preserve"> de existencias según corresponda.</w:t>
       </w:r>
     </w:p>
@@ -2356,28 +2491,24 @@
       <w:pPr>
         <w:pStyle w:val="EstiloJavi"/>
         <w:rPr>
-          <w:b/>
-          <w:bCs/>
-        </w:rPr>
-      </w:pPr>
-      <w:r>
-        <w:rPr>
-          <w:b/>
-          <w:bCs/>
+          <w:lang w:val="es-ES"/>
+        </w:rPr>
+      </w:pPr>
+      <w:r>
+        <w:rPr>
+          <w:lang w:val="es-ES"/>
         </w:rPr>
         <w:t xml:space="preserve">PN3. </w:t>
       </w:r>
       <w:r>
         <w:rPr>
-          <w:b/>
-          <w:bCs/>
+          <w:lang w:val="es-ES"/>
         </w:rPr>
         <w:t>Gestión de Turnos y Agen</w:t>
       </w:r>
       <w:r>
         <w:rPr>
-          <w:b/>
-          <w:bCs/>
+          <w:lang w:val="es-ES"/>
         </w:rPr>
         <w:t>da</w:t>
       </w:r>
@@ -2389,22 +2520,33 @@
           <w:ilvl w:val="0"/>
           <w:numId w:val="9"/>
         </w:numPr>
-      </w:pPr>
-      <w:r>
+        <w:rPr>
+          <w:lang w:val="es-ES"/>
+        </w:rPr>
+      </w:pPr>
+      <w:r>
+        <w:rPr>
+          <w:lang w:val="es-ES"/>
+        </w:rPr>
         <w:t xml:space="preserve">El </w:t>
       </w:r>
       <w:r>
         <w:rPr>
           <w:highlight w:val="green"/>
+          <w:lang w:val="es-ES"/>
         </w:rPr>
         <w:t>cliente llama o envía un mensaje para reservar</w:t>
       </w:r>
       <w:r>
+        <w:rPr>
+          <w:lang w:val="es-ES"/>
+        </w:rPr>
         <w:t xml:space="preserve"> un turno de atención, preguntando </w:t>
       </w:r>
       <w:r>
         <w:rPr>
           <w:highlight w:val="cyan"/>
+          <w:lang w:val="es-ES"/>
         </w:rPr>
         <w:t>disponibilidad de fecha y horario</w:t>
       </w:r>
@@ -2416,22 +2558,33 @@
           <w:ilvl w:val="0"/>
           <w:numId w:val="9"/>
         </w:numPr>
-      </w:pPr>
-      <w:r>
+        <w:rPr>
+          <w:lang w:val="es-ES"/>
+        </w:rPr>
+      </w:pPr>
+      <w:r>
+        <w:rPr>
+          <w:lang w:val="es-ES"/>
+        </w:rPr>
         <w:t xml:space="preserve">El recepcionista </w:t>
       </w:r>
       <w:r>
         <w:rPr>
           <w:highlight w:val="green"/>
+          <w:lang w:val="es-ES"/>
         </w:rPr>
         <w:t>tomará el pedido</w:t>
       </w:r>
       <w:r>
+        <w:rPr>
+          <w:lang w:val="es-ES"/>
+        </w:rPr>
         <w:t xml:space="preserve"> del cliente y buscará en la agenda </w:t>
       </w:r>
       <w:r>
         <w:rPr>
           <w:highlight w:val="magenta"/>
+          <w:lang w:val="es-ES"/>
         </w:rPr>
         <w:t>disponibilidad del turno ofreciéndole el más cercano posible.</w:t>
       </w:r>
@@ -2443,33 +2596,35 @@
           <w:ilvl w:val="0"/>
           <w:numId w:val="9"/>
         </w:numPr>
-      </w:pPr>
-      <w:r>
+        <w:rPr>
+          <w:lang w:val="es-ES"/>
+        </w:rPr>
+      </w:pPr>
+      <w:r>
+        <w:rPr>
+          <w:lang w:val="es-ES"/>
+        </w:rPr>
         <w:t xml:space="preserve">El cliente da el ok al turno con </w:t>
       </w:r>
       <w:r>
         <w:rPr>
           <w:highlight w:val="cyan"/>
+          <w:lang w:val="es-ES"/>
         </w:rPr>
         <w:t>fecha y horario</w:t>
       </w:r>
       <w:r>
+        <w:rPr>
+          <w:lang w:val="es-ES"/>
+        </w:rPr>
         <w:t xml:space="preserve"> y se realiza el alta del turno en el sistema.</w:t>
       </w:r>
     </w:p>
     <w:p>
       <w:pPr>
         <w:pStyle w:val="EstiloJavi"/>
-        <w:rPr>
-          <w:b/>
-          <w:bCs/>
-        </w:rPr>
-      </w:pPr>
-      <w:r>
-        <w:rPr>
-          <w:b/>
-          <w:bCs/>
-        </w:rPr>
+      </w:pPr>
+      <w:r>
         <w:t>PN4. Estadística de servicios</w:t>
       </w:r>
     </w:p>
@@ -2480,29 +2635,46 @@
           <w:ilvl w:val="0"/>
           <w:numId w:val="10"/>
         </w:numPr>
-      </w:pPr>
-      <w:r>
+        <w:rPr>
+          <w:lang w:val="es-ES"/>
+        </w:rPr>
+      </w:pPr>
+      <w:r>
+        <w:rPr>
+          <w:lang w:val="es-ES"/>
+        </w:rPr>
         <w:t xml:space="preserve">El gerente abre el módulo de reportes y </w:t>
       </w:r>
       <w:r>
         <w:rPr>
           <w:highlight w:val="green"/>
+          <w:lang w:val="es-ES"/>
         </w:rPr>
         <w:t>elige un período</w:t>
       </w:r>
       <w:r>
+        <w:rPr>
+          <w:lang w:val="es-ES"/>
+        </w:rPr>
         <w:t xml:space="preserve"> y un producto para ver que insumos son solicitados en esa época</w:t>
       </w:r>
       <w:r>
+        <w:rPr>
+          <w:lang w:val="es-ES"/>
+        </w:rPr>
         <w:t xml:space="preserve">, para eso elige </w:t>
       </w:r>
       <w:r>
         <w:rPr>
           <w:highlight w:val="cyan"/>
+          <w:lang w:val="es-ES"/>
         </w:rPr>
         <w:t>mes, trimestre o semestre</w:t>
       </w:r>
       <w:r>
+        <w:rPr>
+          <w:lang w:val="es-ES"/>
+        </w:rPr>
         <w:t>.</w:t>
       </w:r>
     </w:p>
@@ -2513,24 +2685,36 @@
           <w:ilvl w:val="0"/>
           <w:numId w:val="10"/>
         </w:numPr>
-      </w:pPr>
-      <w:r>
+        <w:rPr>
+          <w:lang w:val="es-ES"/>
+        </w:rPr>
+      </w:pPr>
+      <w:r>
+        <w:rPr>
+          <w:lang w:val="es-ES"/>
+        </w:rPr>
         <w:t xml:space="preserve">El sistema </w:t>
       </w:r>
       <w:r>
         <w:rPr>
           <w:highlight w:val="magenta"/>
+          <w:lang w:val="es-ES"/>
         </w:rPr>
         <w:t>muestra según este período cuales son los insumos más y menos solicitados</w:t>
       </w:r>
       <w:r>
+        <w:rPr>
+          <w:lang w:val="es-ES"/>
+        </w:rPr>
         <w:t xml:space="preserve"> en la época solicitada por el gerente.</w:t>
       </w:r>
     </w:p>
     <w:p>
       <w:pPr>
         <w:pStyle w:val="EstiloJavi"/>
-        <w:ind w:left="720"/>
+        <w:rPr>
+          <w:lang w:val="es-ES"/>
+        </w:rPr>
       </w:pPr>
     </w:p>
     <w:p>
@@ -2544,6 +2728,9 @@
     <w:p>
       <w:pPr>
         <w:pStyle w:val="EstiloJavi"/>
+        <w:rPr>
+          <w:lang w:val="es-ES"/>
+        </w:rPr>
       </w:pPr>
     </w:p>
     <w:p>
@@ -2553,8 +2740,14 @@
           <w:ilvl w:val="0"/>
           <w:numId w:val="1"/>
         </w:numPr>
-      </w:pPr>
-      <w:r>
+        <w:rPr>
+          <w:lang w:val="es-ES"/>
+        </w:rPr>
+      </w:pPr>
+      <w:r>
+        <w:rPr>
+          <w:lang w:val="es-ES"/>
+        </w:rPr>
         <w:t>Integración con plataformas de comunicación: Al ser un sistema sin acceso a internet, no incluye conexión con módulos de avisos en medios, envío de e-mails o notificaciones automáticas.</w:t>
       </w:r>
     </w:p>
@@ -2565,8 +2758,14 @@
           <w:ilvl w:val="0"/>
           <w:numId w:val="1"/>
         </w:numPr>
-      </w:pPr>
-      <w:r>
+        <w:rPr>
+          <w:lang w:val="es-ES"/>
+        </w:rPr>
+      </w:pPr>
+      <w:r>
+        <w:rPr>
+          <w:lang w:val="es-ES"/>
+        </w:rPr>
         <w:lastRenderedPageBreak/>
         <w:t>Gestión Contable Avanzada: No realiza el armado de Libro Diario ni procesos de contabilidad formal.</w:t>
       </w:r>
@@ -2578,9 +2777,23 @@
           <w:ilvl w:val="0"/>
           <w:numId w:val="1"/>
         </w:numPr>
-      </w:pPr>
-      <w:r>
-        <w:t>Módulo de Cuentas a Pagar: No se incluye la gestión de deudas con proveedores ni cronogramas de pagos salientes.</w:t>
+        <w:rPr>
+          <w:lang w:val="es-ES"/>
+        </w:rPr>
+      </w:pPr>
+      <w:proofErr w:type="gramStart"/>
+      <w:r>
+        <w:rPr>
+          <w:lang w:val="es-ES"/>
+        </w:rPr>
+        <w:t>Módulo de Cuentas a Pagar</w:t>
+      </w:r>
+      <w:proofErr w:type="gramEnd"/>
+      <w:r>
+        <w:rPr>
+          <w:lang w:val="es-ES"/>
+        </w:rPr>
+        <w:t>: No se incluye la gestión de deudas con proveedores ni cronogramas de pagos salientes.</w:t>
       </w:r>
     </w:p>
     <w:p>
@@ -2590,9 +2803,23 @@
           <w:ilvl w:val="0"/>
           <w:numId w:val="1"/>
         </w:numPr>
-      </w:pPr>
-      <w:r>
-        <w:t>Módulo de Cuentas a Cobrar: No contempla la administración de cuentas corrientes de clientes, saldos pendientes o planes de financiación.</w:t>
+        <w:rPr>
+          <w:lang w:val="es-ES"/>
+        </w:rPr>
+      </w:pPr>
+      <w:proofErr w:type="gramStart"/>
+      <w:r>
+        <w:rPr>
+          <w:lang w:val="es-ES"/>
+        </w:rPr>
+        <w:t>Módulo de Cuentas a Cobrar</w:t>
+      </w:r>
+      <w:proofErr w:type="gramEnd"/>
+      <w:r>
+        <w:rPr>
+          <w:lang w:val="es-ES"/>
+        </w:rPr>
+        <w:t>: No contempla la administración de cuentas corrientes de clientes, saldos pendientes o planes de financiación.</w:t>
       </w:r>
     </w:p>
     <w:p>
@@ -2602,8 +2829,14 @@
           <w:ilvl w:val="0"/>
           <w:numId w:val="1"/>
         </w:numPr>
-      </w:pPr>
-      <w:r>
+        <w:rPr>
+          <w:lang w:val="es-ES"/>
+        </w:rPr>
+      </w:pPr>
+      <w:r>
+        <w:rPr>
+          <w:lang w:val="es-ES"/>
+        </w:rPr>
         <w:t>Módulo de Compras: No automatiza la generación de órdenes de compra ni la comparativa de presupuestos con proveedores externos.</w:t>
       </w:r>
     </w:p>
@@ -2614,8 +2847,14 @@
           <w:ilvl w:val="0"/>
           <w:numId w:val="1"/>
         </w:numPr>
-      </w:pPr>
-      <w:r>
+        <w:rPr>
+          <w:lang w:val="es-ES"/>
+        </w:rPr>
+      </w:pPr>
+      <w:r>
+        <w:rPr>
+          <w:lang w:val="es-ES"/>
+        </w:rPr>
         <w:t>Interfaz de Autogestión Web: No existe un portal para que los dueños de las mascotas consulten turnos o historias clínicas vía navegador.</w:t>
       </w:r>
     </w:p>
@@ -2626,19 +2865,31 @@
           <w:ilvl w:val="0"/>
           <w:numId w:val="1"/>
         </w:numPr>
-      </w:pPr>
-      <w:r>
+        <w:rPr>
+          <w:lang w:val="es-ES"/>
+        </w:rPr>
+      </w:pPr>
+      <w:r>
+        <w:rPr>
+          <w:lang w:val="es-ES"/>
+        </w:rPr>
         <w:t>Sincronización de Datos en la Nube: La persistencia es estrictamente local y no admite réplicas en servidores remotos.</w:t>
       </w:r>
     </w:p>
     <w:p>
       <w:pPr>
         <w:pStyle w:val="EstiloJavi"/>
+        <w:rPr>
+          <w:lang w:val="es-ES"/>
+        </w:rPr>
       </w:pPr>
     </w:p>
     <w:p>
       <w:pPr>
         <w:pStyle w:val="EstiloJavi"/>
+        <w:rPr>
+          <w:lang w:val="es-ES"/>
+        </w:rPr>
       </w:pPr>
     </w:p>
     <w:p>
@@ -4975,7 +5226,7 @@
           <w:lang w:val="es-ES"/>
         </w:rPr>
         <w:pict w14:anchorId="1C18EDC6">
-          <v:rect id="_x0000_i1025" style="width:0;height:1.5pt" o:hralign="center" o:hrstd="t" o:hr="t" fillcolor="#a0a0a0" stroked="f"/>
+          <v:rect id="_x0000_i1068" style="width:0;height:1.5pt" o:hralign="center" o:hrstd="t" o:hr="t" fillcolor="#a0a0a0" stroked="f"/>
         </w:pict>
       </w:r>
     </w:p>
@@ -5238,7 +5489,7 @@
           <w:lang w:val="es-ES"/>
         </w:rPr>
         <w:pict w14:anchorId="0366817A">
-          <v:rect id="_x0000_i1026" style="width:0;height:1.5pt" o:hralign="center" o:hrstd="t" o:hr="t" fillcolor="#a0a0a0" stroked="f"/>
+          <v:rect id="_x0000_i1069" style="width:0;height:1.5pt" o:hralign="center" o:hrstd="t" o:hr="t" fillcolor="#a0a0a0" stroked="f"/>
         </w:pict>
       </w:r>
     </w:p>
@@ -5877,10 +6128,291 @@
         </w:tabs>
         <w:rPr>
           <w:rFonts w:cs="Arial"/>
-          <w:b/>
-          <w:lang w:val="es-ES"/>
-        </w:rPr>
-      </w:pPr>
+          <w:bCs/>
+          <w:sz w:val="22"/>
+          <w:szCs w:val="22"/>
+          <w:lang w:val="es-ES"/>
+        </w:rPr>
+      </w:pPr>
+    </w:p>
+    <w:p>
+      <w:pPr>
+        <w:pStyle w:val="1"/>
+      </w:pPr>
+      <w:r>
+        <w:t>T03. Encriptación</w:t>
+      </w:r>
+    </w:p>
+    <w:p>
+      <w:pPr>
+        <w:pStyle w:val="Estilo2"/>
+      </w:pPr>
+      <w:r>
+        <w:t>T03.1 Irreversible</w:t>
+      </w:r>
+    </w:p>
+    <w:p>
+      <w:pPr>
+        <w:pStyle w:val="Estilo2"/>
+      </w:pPr>
+    </w:p>
+    <w:p>
+      <w:pPr>
+        <w:pStyle w:val="EstiloJavi"/>
+      </w:pPr>
+      <w:r>
+        <w:t>Se utilizará como método de encriptación</w:t>
+      </w:r>
+      <w:r>
+        <w:t xml:space="preserve"> irreversible al conjunto de funciones hash criptográficas SHA-256 para garantizar la seguridad a las contraseñas de los usuarios.</w:t>
+      </w:r>
+    </w:p>
+    <w:p>
+      <w:pPr>
+        <w:pStyle w:val="EstiloJavi"/>
+        <w:rPr>
+          <w:lang w:val="es-ES"/>
+        </w:rPr>
+      </w:pPr>
+      <w:r>
+        <w:rPr>
+          <w:noProof/>
+        </w:rPr>
+        <w:lastRenderedPageBreak/>
+        <w:drawing>
+          <wp:inline distT="0" distB="0" distL="0" distR="0" wp14:anchorId="1B1ACB04" wp14:editId="6DEB1F8F">
+            <wp:extent cx="3831590" cy="1361440"/>
+            <wp:effectExtent l="0" t="0" r="0" b="0"/>
+            <wp:docPr id="2016429674" name="image7.jpg" descr="Imagen que contiene Diagrama&#10;&#10;Descripción generada automáticamente"/>
+            <wp:cNvGraphicFramePr/>
+            <a:graphic xmlns:a="http://schemas.openxmlformats.org/drawingml/2006/main">
+              <a:graphicData uri="http://schemas.openxmlformats.org/drawingml/2006/picture">
+                <pic:pic xmlns:pic="http://schemas.openxmlformats.org/drawingml/2006/picture">
+                  <pic:nvPicPr>
+                    <pic:cNvPr id="2016429674" name="image7.jpg" descr="Imagen que contiene Diagrama&#10;&#10;Descripción generada automáticamente"/>
+                    <pic:cNvPicPr/>
+                  </pic:nvPicPr>
+                  <pic:blipFill>
+                    <a:blip r:embed="rId10"/>
+                    <a:srcRect/>
+                    <a:stretch>
+                      <a:fillRect/>
+                    </a:stretch>
+                  </pic:blipFill>
+                  <pic:spPr>
+                    <a:xfrm>
+                      <a:off x="0" y="0"/>
+                      <a:ext cx="3831590" cy="1361440"/>
+                    </a:xfrm>
+                    <a:prstGeom prst="rect">
+                      <a:avLst/>
+                    </a:prstGeom>
+                    <a:ln/>
+                  </pic:spPr>
+                </pic:pic>
+              </a:graphicData>
+            </a:graphic>
+          </wp:inline>
+        </w:drawing>
+      </w:r>
+    </w:p>
+    <w:p>
+      <w:pPr>
+        <w:pStyle w:val="EstiloJavi"/>
+      </w:pPr>
+    </w:p>
+    <w:p>
+      <w:pPr>
+        <w:pStyle w:val="EstiloJavi"/>
+      </w:pPr>
+      <w:r>
+        <w:t>El proceso consiste en que cuando un usuario ingresa la contraseña, el algoritmo SHA-256 toma el valor de la contraseña y lo convierte en un “hash” (un valor de longitud fija), enmascarando su contenido para luego almacenarlo en la Base de Datos</w:t>
+      </w:r>
+    </w:p>
+    <w:p>
+      <w:pPr>
+        <w:pStyle w:val="EstiloJavi"/>
+      </w:pPr>
+      <w:r>
+        <w:t>Cuando el usuario desee volver a ingresar al sistema, su contraseña luego de ser convertida deberá coincidir con el valor hash que se ha guardado en la Base de Datos. A destacar que, si el usuario no recuerda su contraseña, sólo podrá cambiarla mediante el método de Recuperación de Contraseña.</w:t>
+      </w:r>
+    </w:p>
+    <w:p>
+      <w:pPr>
+        <w:pStyle w:val="EstiloJavi"/>
+      </w:pPr>
+      <w:r>
+        <w:rPr>
+          <w:noProof/>
+        </w:rPr>
+        <w:drawing>
+          <wp:inline distT="0" distB="0" distL="0" distR="0" wp14:anchorId="1D407F21" wp14:editId="49B10C31">
+            <wp:extent cx="2260600" cy="2567940"/>
+            <wp:effectExtent l="0" t="0" r="6350" b="3810"/>
+            <wp:docPr id="312215593" name="Imagen 2"/>
+            <wp:cNvGraphicFramePr>
+              <a:graphicFrameLocks xmlns:a="http://schemas.openxmlformats.org/drawingml/2006/main" noChangeAspect="1"/>
+            </wp:cNvGraphicFramePr>
+            <a:graphic xmlns:a="http://schemas.openxmlformats.org/drawingml/2006/main">
+              <a:graphicData uri="http://schemas.openxmlformats.org/drawingml/2006/picture">
+                <pic:pic xmlns:pic="http://schemas.openxmlformats.org/drawingml/2006/picture">
+                  <pic:nvPicPr>
+                    <pic:cNvPr id="0" name="Picture 4"/>
+                    <pic:cNvPicPr>
+                      <a:picLocks noChangeAspect="1" noChangeArrowheads="1"/>
+                    </pic:cNvPicPr>
+                  </pic:nvPicPr>
+                  <pic:blipFill>
+                    <a:blip r:embed="rId11">
+                      <a:extLst>
+                        <a:ext uri="{28A0092B-C50C-407E-A947-70E740481C1C}">
+                          <a14:useLocalDpi xmlns:a14="http://schemas.microsoft.com/office/drawing/2010/main" val="0"/>
+                        </a:ext>
+                      </a:extLst>
+                    </a:blip>
+                    <a:srcRect/>
+                    <a:stretch>
+                      <a:fillRect/>
+                    </a:stretch>
+                  </pic:blipFill>
+                  <pic:spPr bwMode="auto">
+                    <a:xfrm>
+                      <a:off x="0" y="0"/>
+                      <a:ext cx="2260600" cy="2567940"/>
+                    </a:xfrm>
+                    <a:prstGeom prst="rect">
+                      <a:avLst/>
+                    </a:prstGeom>
+                    <a:noFill/>
+                    <a:ln>
+                      <a:noFill/>
+                    </a:ln>
+                  </pic:spPr>
+                </pic:pic>
+              </a:graphicData>
+            </a:graphic>
+          </wp:inline>
+        </w:drawing>
+      </w:r>
+    </w:p>
+    <w:p>
+      <w:pPr>
+        <w:pStyle w:val="EstiloJavi"/>
+      </w:pPr>
+    </w:p>
+    <w:p>
+      <w:pPr>
+        <w:pStyle w:val="Estilo2"/>
+      </w:pPr>
+      <w:r>
+        <w:t xml:space="preserve">T03.2 Reversible </w:t>
+      </w:r>
+    </w:p>
+    <w:p>
+      <w:pPr>
+        <w:pStyle w:val="Estilo2"/>
+      </w:pPr>
+    </w:p>
+    <w:p>
+      <w:pPr>
+        <w:pStyle w:val="EstiloJavi"/>
+      </w:pPr>
+      <w:r>
+        <w:t xml:space="preserve">Se utilizará el método de encriptación reversible para ocultar los datos sensibles de la base de datos. Se llevará a cabo utilizando el método de encriptación y desencriptación AES </w:t>
+      </w:r>
+      <w:proofErr w:type="spellStart"/>
+      <w:r>
+        <w:t>Advanced</w:t>
+      </w:r>
+      <w:proofErr w:type="spellEnd"/>
+      <w:r>
+        <w:t xml:space="preserve"> </w:t>
+      </w:r>
+      <w:proofErr w:type="spellStart"/>
+      <w:r>
+        <w:t>Encryption</w:t>
+      </w:r>
+      <w:proofErr w:type="spellEnd"/>
+      <w:r>
+        <w:t xml:space="preserve"> Standard. </w:t>
+      </w:r>
+    </w:p>
+    <w:p>
+      <w:pPr>
+        <w:pStyle w:val="EstiloJavi"/>
+      </w:pPr>
+    </w:p>
+    <w:p>
+      <w:pPr>
+        <w:pStyle w:val="EstiloJavi"/>
+      </w:pPr>
+      <w:r>
+        <w:t xml:space="preserve">Este método </w:t>
+      </w:r>
+      <w:r>
+        <w:t>AES</w:t>
+      </w:r>
+      <w:r>
+        <w:t xml:space="preserve"> permite la encriptación y desencriptación de datos utilizando una clave secreta (o llave) compartida. Esto convierte la descripción de un formato encriptado ilegible para aquellos que no tengan la clave, para proteger la confidencialidad de la base de datos. </w:t>
+      </w:r>
+    </w:p>
+    <w:p>
+      <w:pPr>
+        <w:pStyle w:val="EstiloJavi"/>
+      </w:pPr>
+      <w:r>
+        <w:t>El proceso de desencriptación se basa en utilizar la clave secreta que se utilizó durante la encriptación, permitiendo recuperar la información y mostrarla en un formato legible.</w:t>
+      </w:r>
+    </w:p>
+    <w:p>
+      <w:pPr>
+        <w:pStyle w:val="EstiloJavi"/>
+      </w:pPr>
+    </w:p>
+    <w:p>
+      <w:pPr>
+        <w:pStyle w:val="EstiloJavi"/>
+      </w:pPr>
+      <w:r>
+        <w:rPr>
+          <w:noProof/>
+        </w:rPr>
+        <w:drawing>
+          <wp:inline distT="0" distB="0" distL="0" distR="0" wp14:anchorId="7798DE0C" wp14:editId="3E8B6A65">
+            <wp:extent cx="3857625" cy="1823085"/>
+            <wp:effectExtent l="0" t="0" r="9525" b="5715"/>
+            <wp:docPr id="2016429676" name="image13.jpg" descr="Encriptación AES - Transcend | Especialista en productos de almacenamiento  y multimedia"/>
+            <wp:cNvGraphicFramePr/>
+            <a:graphic xmlns:a="http://schemas.openxmlformats.org/drawingml/2006/main">
+              <a:graphicData uri="http://schemas.openxmlformats.org/drawingml/2006/picture">
+                <pic:pic xmlns:pic="http://schemas.openxmlformats.org/drawingml/2006/picture">
+                  <pic:nvPicPr>
+                    <pic:cNvPr id="2016429676" name="image13.jpg" descr="Encriptación AES - Transcend | Especialista en productos de almacenamiento  y multimedia"/>
+                    <pic:cNvPicPr/>
+                  </pic:nvPicPr>
+                  <pic:blipFill>
+                    <a:blip r:embed="rId12"/>
+                    <a:srcRect/>
+                    <a:stretch>
+                      <a:fillRect/>
+                    </a:stretch>
+                  </pic:blipFill>
+                  <pic:spPr>
+                    <a:xfrm>
+                      <a:off x="0" y="0"/>
+                      <a:ext cx="3857625" cy="1823085"/>
+                    </a:xfrm>
+                    <a:prstGeom prst="rect">
+                      <a:avLst/>
+                    </a:prstGeom>
+                    <a:ln/>
+                  </pic:spPr>
+                </pic:pic>
+              </a:graphicData>
+            </a:graphic>
+          </wp:inline>
+        </w:drawing>
+      </w:r>
     </w:p>
     <w:p>
       <w:pPr>
@@ -5889,9 +6421,16 @@
         </w:tabs>
         <w:rPr>
           <w:rFonts w:cs="Arial"/>
-          <w:b/>
-        </w:rPr>
-      </w:pPr>
+          <w:bCs/>
+        </w:rPr>
+      </w:pPr>
+      <w:r>
+        <w:rPr>
+          <w:rFonts w:cs="Arial"/>
+          <w:bCs/>
+        </w:rPr>
+        <w:t>Se aplicará encriptación reversible a los siguientes campos de información sensible de la Base de Datos:</w:t>
+      </w:r>
     </w:p>
     <w:p>
       <w:pPr>
@@ -5900,9 +6439,64 @@
         </w:tabs>
         <w:rPr>
           <w:rFonts w:cs="Arial"/>
-          <w:b/>
-        </w:rPr>
-      </w:pPr>
+          <w:bCs/>
+        </w:rPr>
+      </w:pPr>
+      <w:r>
+        <w:rPr>
+          <w:rFonts w:cs="Arial"/>
+          <w:bCs/>
+          <w:noProof/>
+        </w:rPr>
+        <w:drawing>
+          <wp:inline distT="0" distB="0" distL="0" distR="0" wp14:anchorId="7F6EA501" wp14:editId="2FFE8086">
+            <wp:extent cx="2794635" cy="1572895"/>
+            <wp:effectExtent l="0" t="0" r="5715" b="8255"/>
+            <wp:docPr id="1569040994" name="Imagen 3"/>
+            <wp:cNvGraphicFramePr>
+              <a:graphicFrameLocks xmlns:a="http://schemas.openxmlformats.org/drawingml/2006/main" noChangeAspect="1"/>
+            </wp:cNvGraphicFramePr>
+            <a:graphic xmlns:a="http://schemas.openxmlformats.org/drawingml/2006/main">
+              <a:graphicData uri="http://schemas.openxmlformats.org/drawingml/2006/picture">
+                <pic:pic xmlns:pic="http://schemas.openxmlformats.org/drawingml/2006/picture">
+                  <pic:nvPicPr>
+                    <pic:cNvPr id="0" name="Picture 5"/>
+                    <pic:cNvPicPr>
+                      <a:picLocks noChangeAspect="1" noChangeArrowheads="1"/>
+                    </pic:cNvPicPr>
+                  </pic:nvPicPr>
+                  <pic:blipFill>
+                    <a:blip r:embed="rId13">
+                      <a:extLst>
+                        <a:ext uri="{28A0092B-C50C-407E-A947-70E740481C1C}">
+                          <a14:useLocalDpi xmlns:a14="http://schemas.microsoft.com/office/drawing/2010/main" val="0"/>
+                        </a:ext>
+                      </a:extLst>
+                    </a:blip>
+                    <a:srcRect/>
+                    <a:stretch>
+                      <a:fillRect/>
+                    </a:stretch>
+                  </pic:blipFill>
+                  <pic:spPr bwMode="auto">
+                    <a:xfrm>
+                      <a:off x="0" y="0"/>
+                      <a:ext cx="2794635" cy="1572895"/>
+                    </a:xfrm>
+                    <a:prstGeom prst="rect">
+                      <a:avLst/>
+                    </a:prstGeom>
+                    <a:noFill/>
+                    <a:ln>
+                      <a:noFill/>
+                    </a:ln>
+                  </pic:spPr>
+                </pic:pic>
+              </a:graphicData>
+            </a:graphic>
+          </wp:inline>
+        </w:drawing>
+      </w:r>
     </w:p>
     <w:p>
       <w:pPr>
@@ -5911,13 +6505,316 @@
         </w:tabs>
         <w:rPr>
           <w:rFonts w:cs="Arial"/>
+          <w:bCs/>
+        </w:rPr>
+      </w:pPr>
+    </w:p>
+    <w:p>
+      <w:pPr>
+        <w:pStyle w:val="1"/>
+      </w:pPr>
+      <w:r>
+        <w:t>T06A – Bitácora de Eventos</w:t>
+      </w:r>
+    </w:p>
+    <w:p>
+      <w:pPr>
+        <w:pStyle w:val="Ttulo"/>
+        <w:rPr>
+          <w:lang w:val="es-ES" w:eastAsia="es-ES"/>
+        </w:rPr>
+      </w:pPr>
+    </w:p>
+    <w:p>
+      <w:pPr>
+        <w:rPr>
           <w:b/>
-        </w:rPr>
-      </w:pPr>
-    </w:p>
-    <w:p>
-      <w:pPr>
-        <w:pStyle w:val="Ttulo4"/>
+          <w:bCs/>
+          <w:lang w:val="es-ES" w:eastAsia="es-ES"/>
+        </w:rPr>
+      </w:pPr>
+      <w:r>
+        <w:rPr>
+          <w:b/>
+          <w:bCs/>
+          <w:lang w:val="es-ES" w:eastAsia="es-ES"/>
+        </w:rPr>
+        <w:t>Descomposición funcional – Registro de Eventos</w:t>
+      </w:r>
+    </w:p>
+    <w:p>
+      <w:pPr>
+        <w:rPr>
+          <w:lang w:val="es-ES" w:eastAsia="es-ES"/>
+        </w:rPr>
+      </w:pPr>
+    </w:p>
+    <w:p>
+      <w:pPr>
+        <w:rPr>
+          <w:lang w:val="es-ES" w:eastAsia="es-ES"/>
+        </w:rPr>
+      </w:pPr>
+      <w:r>
+        <w:rPr>
+          <w:lang w:val="es-ES" w:eastAsia="es-ES"/>
+        </w:rPr>
+        <w:t>1.</w:t>
+      </w:r>
+      <w:r>
+        <w:rPr>
+          <w:lang w:val="es-ES" w:eastAsia="es-ES"/>
+        </w:rPr>
+        <w:tab/>
+        <w:t xml:space="preserve">El administrador realiza una acción que requiere ser registrada en el sistema para mantener una historial. </w:t>
+      </w:r>
+    </w:p>
+    <w:p>
+      <w:pPr>
+        <w:rPr>
+          <w:lang w:val="es-ES" w:eastAsia="es-ES"/>
+        </w:rPr>
+      </w:pPr>
+      <w:r>
+        <w:rPr>
+          <w:lang w:val="es-ES" w:eastAsia="es-ES"/>
+        </w:rPr>
+        <w:t>2.</w:t>
+      </w:r>
+      <w:r>
+        <w:rPr>
+          <w:lang w:val="es-ES" w:eastAsia="es-ES"/>
+        </w:rPr>
+        <w:tab/>
+        <w:t>Desde la pantalla que se encuentra el administrador se obtiene el módulo y la fecha y hora en la que se llevó a cabo la acción.</w:t>
+      </w:r>
+    </w:p>
+    <w:p>
+      <w:pPr>
+        <w:rPr>
+          <w:lang w:val="es-ES" w:eastAsia="es-ES"/>
+        </w:rPr>
+      </w:pPr>
+      <w:r>
+        <w:rPr>
+          <w:lang w:val="es-ES" w:eastAsia="es-ES"/>
+        </w:rPr>
+        <w:t>3.</w:t>
+      </w:r>
+      <w:r>
+        <w:rPr>
+          <w:lang w:val="es-ES" w:eastAsia="es-ES"/>
+        </w:rPr>
+        <w:tab/>
+        <w:t xml:space="preserve">Se consigue el nombre del usuario de la sesión activa a través del </w:t>
+      </w:r>
+      <w:proofErr w:type="spellStart"/>
+      <w:r>
+        <w:rPr>
+          <w:lang w:val="es-ES" w:eastAsia="es-ES"/>
+        </w:rPr>
+        <w:t>SessionManager</w:t>
+      </w:r>
+      <w:proofErr w:type="spellEnd"/>
+      <w:r>
+        <w:rPr>
+          <w:lang w:val="es-ES" w:eastAsia="es-ES"/>
+        </w:rPr>
+        <w:t>.</w:t>
+      </w:r>
+    </w:p>
+    <w:p>
+      <w:pPr>
+        <w:rPr>
+          <w:lang w:val="es-ES" w:eastAsia="es-ES"/>
+        </w:rPr>
+      </w:pPr>
+      <w:r>
+        <w:rPr>
+          <w:lang w:val="es-ES" w:eastAsia="es-ES"/>
+        </w:rPr>
+        <w:t>4.</w:t>
+      </w:r>
+      <w:r>
+        <w:rPr>
+          <w:lang w:val="es-ES" w:eastAsia="es-ES"/>
+        </w:rPr>
+        <w:tab/>
+        <w:t>Se llama al método para registrar el evento, pasando los datos anteriores por parámetro y también el nivel de criticidad según la importancia de la acción y el evento especifico realizado</w:t>
+      </w:r>
+    </w:p>
+    <w:p>
+      <w:pPr>
+        <w:rPr>
+          <w:lang w:val="es-ES" w:eastAsia="es-ES"/>
+        </w:rPr>
+      </w:pPr>
+    </w:p>
+    <w:p>
+      <w:pPr>
+        <w:rPr>
+          <w:b/>
+          <w:bCs/>
+          <w:lang w:val="es-ES" w:eastAsia="es-ES"/>
+        </w:rPr>
+      </w:pPr>
+      <w:r>
+        <w:rPr>
+          <w:b/>
+          <w:bCs/>
+          <w:lang w:val="es-ES" w:eastAsia="es-ES"/>
+        </w:rPr>
+        <w:t xml:space="preserve">Diagrama de secuencia - Registrar Evento </w:t>
+      </w:r>
+    </w:p>
+    <w:p>
+      <w:pPr>
+        <w:rPr>
+          <w:b/>
+          <w:bCs/>
+          <w:lang w:val="es-ES" w:eastAsia="es-ES"/>
+        </w:rPr>
+      </w:pPr>
+      <w:r>
+        <w:rPr>
+          <w:noProof/>
+        </w:rPr>
+        <w:drawing>
+          <wp:inline distT="0" distB="0" distL="0" distR="0" wp14:anchorId="3E1D2E1D" wp14:editId="6193DEA4">
+            <wp:extent cx="5612130" cy="2447925"/>
+            <wp:effectExtent l="0" t="0" r="7620" b="9525"/>
+            <wp:docPr id="55254426" name="Imagen 1"/>
+            <wp:cNvGraphicFramePr>
+              <a:graphicFrameLocks xmlns:a="http://schemas.openxmlformats.org/drawingml/2006/main" noChangeAspect="1"/>
+            </wp:cNvGraphicFramePr>
+            <a:graphic xmlns:a="http://schemas.openxmlformats.org/drawingml/2006/main">
+              <a:graphicData uri="http://schemas.openxmlformats.org/drawingml/2006/picture">
+                <pic:pic xmlns:pic="http://schemas.openxmlformats.org/drawingml/2006/picture">
+                  <pic:nvPicPr>
+                    <pic:cNvPr id="55254426" name=""/>
+                    <pic:cNvPicPr/>
+                  </pic:nvPicPr>
+                  <pic:blipFill>
+                    <a:blip r:embed="rId14"/>
+                    <a:stretch>
+                      <a:fillRect/>
+                    </a:stretch>
+                  </pic:blipFill>
+                  <pic:spPr>
+                    <a:xfrm>
+                      <a:off x="0" y="0"/>
+                      <a:ext cx="5612130" cy="2447925"/>
+                    </a:xfrm>
+                    <a:prstGeom prst="rect">
+                      <a:avLst/>
+                    </a:prstGeom>
+                  </pic:spPr>
+                </pic:pic>
+              </a:graphicData>
+            </a:graphic>
+          </wp:inline>
+        </w:drawing>
+      </w:r>
+    </w:p>
+    <w:p>
+      <w:pPr>
+        <w:rPr>
+          <w:b/>
+          <w:bCs/>
+          <w:lang w:val="pt-BR" w:eastAsia="es-ES"/>
+        </w:rPr>
+      </w:pPr>
+      <w:r>
+        <w:rPr>
+          <w:b/>
+          <w:bCs/>
+          <w:lang w:val="pt-BR" w:eastAsia="es-ES"/>
+        </w:rPr>
+        <w:lastRenderedPageBreak/>
+        <w:t xml:space="preserve">Diagrama de </w:t>
+      </w:r>
+      <w:proofErr w:type="spellStart"/>
+      <w:r>
+        <w:rPr>
+          <w:b/>
+          <w:bCs/>
+          <w:lang w:val="pt-BR" w:eastAsia="es-ES"/>
+        </w:rPr>
+        <w:t>clases</w:t>
+      </w:r>
+      <w:proofErr w:type="spellEnd"/>
+      <w:r>
+        <w:rPr>
+          <w:b/>
+          <w:bCs/>
+          <w:lang w:val="pt-BR" w:eastAsia="es-ES"/>
+        </w:rPr>
+        <w:t xml:space="preserve"> – Registrar E</w:t>
+      </w:r>
+      <w:r>
+        <w:rPr>
+          <w:b/>
+          <w:bCs/>
+          <w:lang w:val="pt-BR" w:eastAsia="es-ES"/>
+        </w:rPr>
+        <w:t>vento</w:t>
+      </w:r>
+    </w:p>
+    <w:p>
+      <w:pPr>
+        <w:rPr>
+          <w:b/>
+          <w:bCs/>
+          <w:lang w:val="pt-BR" w:eastAsia="es-ES"/>
+        </w:rPr>
+      </w:pPr>
+      <w:r>
+        <w:rPr>
+          <w:noProof/>
+        </w:rPr>
+        <w:drawing>
+          <wp:inline distT="0" distB="0" distL="0" distR="0" wp14:anchorId="4B61A745" wp14:editId="786E11AF">
+            <wp:extent cx="5612130" cy="3637280"/>
+            <wp:effectExtent l="0" t="0" r="7620" b="1270"/>
+            <wp:docPr id="584029992" name="Imagen 1"/>
+            <wp:cNvGraphicFramePr>
+              <a:graphicFrameLocks xmlns:a="http://schemas.openxmlformats.org/drawingml/2006/main" noChangeAspect="1"/>
+            </wp:cNvGraphicFramePr>
+            <a:graphic xmlns:a="http://schemas.openxmlformats.org/drawingml/2006/main">
+              <a:graphicData uri="http://schemas.openxmlformats.org/drawingml/2006/picture">
+                <pic:pic xmlns:pic="http://schemas.openxmlformats.org/drawingml/2006/picture">
+                  <pic:nvPicPr>
+                    <pic:cNvPr id="584029992" name=""/>
+                    <pic:cNvPicPr/>
+                  </pic:nvPicPr>
+                  <pic:blipFill>
+                    <a:blip r:embed="rId15"/>
+                    <a:stretch>
+                      <a:fillRect/>
+                    </a:stretch>
+                  </pic:blipFill>
+                  <pic:spPr>
+                    <a:xfrm>
+                      <a:off x="0" y="0"/>
+                      <a:ext cx="5612130" cy="3637280"/>
+                    </a:xfrm>
+                    <a:prstGeom prst="rect">
+                      <a:avLst/>
+                    </a:prstGeom>
+                  </pic:spPr>
+                </pic:pic>
+              </a:graphicData>
+            </a:graphic>
+          </wp:inline>
+        </w:drawing>
+      </w:r>
+    </w:p>
+    <w:p>
+      <w:pPr>
+        <w:rPr>
+          <w:u w:val="single"/>
+          <w:lang w:val="pt-BR" w:eastAsia="es-ES"/>
+        </w:rPr>
       </w:pPr>
     </w:p>
     <w:p>
@@ -5928,12 +6825,1244 @@
         <w:rPr>
           <w:rFonts w:cs="Arial"/>
           <w:b/>
-        </w:rPr>
-      </w:pPr>
+          <w:lang w:val="pt-BR"/>
+        </w:rPr>
+      </w:pPr>
+      <w:r>
+        <w:rPr>
+          <w:rFonts w:cs="Arial"/>
+          <w:b/>
+          <w:lang w:val="pt-BR"/>
+        </w:rPr>
+        <w:t>Registrar Evento</w:t>
+      </w:r>
+    </w:p>
+    <w:p>
+      <w:pPr>
+        <w:tabs>
+          <w:tab w:val="left" w:pos="7181"/>
+        </w:tabs>
+        <w:rPr>
+          <w:rFonts w:cs="Arial"/>
+          <w:b/>
+          <w:lang w:val="pt-BR"/>
+        </w:rPr>
+      </w:pPr>
+      <w:r>
+        <w:rPr>
+          <w:noProof/>
+        </w:rPr>
+        <w:lastRenderedPageBreak/>
+        <w:drawing>
+          <wp:inline distT="0" distB="0" distL="0" distR="0" wp14:anchorId="0AB6DC79" wp14:editId="2434BA8B">
+            <wp:extent cx="2752381" cy="3533333"/>
+            <wp:effectExtent l="0" t="0" r="0" b="0"/>
+            <wp:docPr id="1273852703" name="Imagen 1"/>
+            <wp:cNvGraphicFramePr>
+              <a:graphicFrameLocks xmlns:a="http://schemas.openxmlformats.org/drawingml/2006/main" noChangeAspect="1"/>
+            </wp:cNvGraphicFramePr>
+            <a:graphic xmlns:a="http://schemas.openxmlformats.org/drawingml/2006/main">
+              <a:graphicData uri="http://schemas.openxmlformats.org/drawingml/2006/picture">
+                <pic:pic xmlns:pic="http://schemas.openxmlformats.org/drawingml/2006/picture">
+                  <pic:nvPicPr>
+                    <pic:cNvPr id="1273852703" name=""/>
+                    <pic:cNvPicPr/>
+                  </pic:nvPicPr>
+                  <pic:blipFill>
+                    <a:blip r:embed="rId16"/>
+                    <a:stretch>
+                      <a:fillRect/>
+                    </a:stretch>
+                  </pic:blipFill>
+                  <pic:spPr>
+                    <a:xfrm>
+                      <a:off x="0" y="0"/>
+                      <a:ext cx="2752381" cy="3533333"/>
+                    </a:xfrm>
+                    <a:prstGeom prst="rect">
+                      <a:avLst/>
+                    </a:prstGeom>
+                  </pic:spPr>
+                </pic:pic>
+              </a:graphicData>
+            </a:graphic>
+          </wp:inline>
+        </w:drawing>
+      </w:r>
+    </w:p>
+    <w:p>
+      <w:pPr>
+        <w:tabs>
+          <w:tab w:val="left" w:pos="7181"/>
+        </w:tabs>
+        <w:rPr>
+          <w:rFonts w:cs="Arial"/>
+          <w:b/>
+          <w:lang w:val="pt-BR"/>
+        </w:rPr>
+      </w:pPr>
+    </w:p>
+    <w:p>
+      <w:pPr>
+        <w:pStyle w:val="EstiloJavi"/>
+      </w:pPr>
+      <w:r>
+        <w:t>Auditar Eventos</w:t>
+      </w:r>
+    </w:p>
+    <w:p>
+      <w:pPr>
+        <w:pStyle w:val="EstiloJavi"/>
+      </w:pPr>
+    </w:p>
+    <w:p>
+      <w:pPr>
+        <w:pStyle w:val="EstiloJavi"/>
+      </w:pPr>
+      <w:r>
+        <w:t>Descomposición funcional – Auditar Eventos</w:t>
+      </w:r>
+    </w:p>
+    <w:p>
+      <w:pPr>
+        <w:pStyle w:val="EstiloJavi"/>
+      </w:pPr>
+    </w:p>
+    <w:p>
+      <w:pPr>
+        <w:pStyle w:val="EstiloJavi"/>
+        <w:rPr>
+          <w:lang w:val="es-ES"/>
+        </w:rPr>
+      </w:pPr>
+      <w:r>
+        <w:rPr>
+          <w:lang w:val="es-ES"/>
+        </w:rPr>
+        <w:t>1.</w:t>
+      </w:r>
+      <w:r>
+        <w:rPr>
+          <w:lang w:val="es-ES"/>
+        </w:rPr>
+        <w:t xml:space="preserve"> </w:t>
+      </w:r>
+      <w:r>
+        <w:rPr>
+          <w:lang w:val="es-ES"/>
+        </w:rPr>
+        <w:t xml:space="preserve">Cada evento que ocurre en el sistema se registra automáticamente en la tabla eventos. </w:t>
+      </w:r>
+    </w:p>
+    <w:p>
+      <w:pPr>
+        <w:pStyle w:val="EstiloJavi"/>
+        <w:rPr>
+          <w:lang w:val="es-ES"/>
+        </w:rPr>
+      </w:pPr>
+      <w:r>
+        <w:rPr>
+          <w:lang w:val="es-ES"/>
+        </w:rPr>
+        <w:t>2.</w:t>
+      </w:r>
+      <w:r>
+        <w:rPr>
+          <w:lang w:val="es-ES"/>
+        </w:rPr>
+        <w:t xml:space="preserve"> </w:t>
+      </w:r>
+      <w:r>
+        <w:rPr>
+          <w:lang w:val="es-ES"/>
+        </w:rPr>
+        <w:t xml:space="preserve">A cada evento se le asigna un valor de criticidad, con una escala del 1 al 5, estableciendo una jerarquía de eventos. </w:t>
+      </w:r>
+    </w:p>
+    <w:p>
+      <w:pPr>
+        <w:pStyle w:val="EstiloJavi"/>
+        <w:rPr>
+          <w:lang w:val="es-ES"/>
+        </w:rPr>
+      </w:pPr>
+      <w:r>
+        <w:rPr>
+          <w:lang w:val="es-ES"/>
+        </w:rPr>
+        <w:t>3.</w:t>
+      </w:r>
+      <w:r>
+        <w:rPr>
+          <w:lang w:val="es-ES"/>
+        </w:rPr>
+        <w:t xml:space="preserve"> </w:t>
+      </w:r>
+      <w:r>
+        <w:rPr>
+          <w:lang w:val="es-ES"/>
+        </w:rPr>
+        <w:t>Se tipifican los eventos y los módulos del sistema para presentarlos en listas desplegables dentro de la interfaz.</w:t>
+      </w:r>
+    </w:p>
+    <w:p>
+      <w:pPr>
+        <w:pStyle w:val="EstiloJavi"/>
+        <w:rPr>
+          <w:lang w:val="es-ES"/>
+        </w:rPr>
+      </w:pPr>
+      <w:r>
+        <w:rPr>
+          <w:lang w:val="es-ES"/>
+        </w:rPr>
+        <w:lastRenderedPageBreak/>
+        <w:t>4.</w:t>
+      </w:r>
+      <w:r>
+        <w:rPr>
+          <w:lang w:val="es-ES"/>
+        </w:rPr>
+        <w:t xml:space="preserve"> </w:t>
+      </w:r>
+      <w:r>
+        <w:rPr>
+          <w:lang w:val="es-ES"/>
+        </w:rPr>
+        <w:t>Al seleccionar un registro de la grilla se muestran el nombre y apellido del usuario asociado al evento.</w:t>
+      </w:r>
+      <w:r>
+        <w:rPr>
+          <w:lang w:val="es-ES"/>
+        </w:rPr>
+        <w:tab/>
+      </w:r>
+    </w:p>
+    <w:p>
+      <w:pPr>
+        <w:pStyle w:val="EstiloJavi"/>
+        <w:rPr>
+          <w:lang w:val="es-ES"/>
+        </w:rPr>
+      </w:pPr>
+      <w:r>
+        <w:rPr>
+          <w:lang w:val="es-ES"/>
+        </w:rPr>
+        <w:t>Diagrama de caso de uso – CU16</w:t>
+      </w:r>
+    </w:p>
+    <w:p>
+      <w:pPr>
+        <w:pStyle w:val="EstiloJavi"/>
+        <w:rPr>
+          <w:lang w:val="es-ES"/>
+        </w:rPr>
+      </w:pPr>
+      <w:r>
+        <w:rPr>
+          <w:noProof/>
+        </w:rPr>
+        <w:drawing>
+          <wp:inline distT="0" distB="0" distL="0" distR="0" wp14:anchorId="7290E271" wp14:editId="3B4BEEA7">
+            <wp:extent cx="3352800" cy="1885950"/>
+            <wp:effectExtent l="0" t="0" r="0" b="0"/>
+            <wp:docPr id="1486329908" name="Imagen 9" descr="Diagrama&#10;&#10;Descripción generada automáticamente"/>
+            <wp:cNvGraphicFramePr>
+              <a:graphicFrameLocks xmlns:a="http://schemas.openxmlformats.org/drawingml/2006/main" noChangeAspect="1"/>
+            </wp:cNvGraphicFramePr>
+            <a:graphic xmlns:a="http://schemas.openxmlformats.org/drawingml/2006/main">
+              <a:graphicData uri="http://schemas.openxmlformats.org/drawingml/2006/picture">
+                <pic:pic xmlns:pic="http://schemas.openxmlformats.org/drawingml/2006/picture">
+                  <pic:nvPicPr>
+                    <pic:cNvPr id="1486329908" name="Imagen 9" descr="Diagrama&#10;&#10;Descripción generada automáticamente"/>
+                    <pic:cNvPicPr>
+                      <a:picLocks noChangeAspect="1"/>
+                    </pic:cNvPicPr>
+                  </pic:nvPicPr>
+                  <pic:blipFill>
+                    <a:blip r:embed="rId17">
+                      <a:extLst>
+                        <a:ext uri="{28A0092B-C50C-407E-A947-70E740481C1C}">
+                          <a14:useLocalDpi xmlns:a14="http://schemas.microsoft.com/office/drawing/2010/main" val="0"/>
+                        </a:ext>
+                      </a:extLst>
+                    </a:blip>
+                    <a:stretch>
+                      <a:fillRect/>
+                    </a:stretch>
+                  </pic:blipFill>
+                  <pic:spPr>
+                    <a:xfrm>
+                      <a:off x="0" y="0"/>
+                      <a:ext cx="3352800" cy="1885950"/>
+                    </a:xfrm>
+                    <a:prstGeom prst="rect">
+                      <a:avLst/>
+                    </a:prstGeom>
+                  </pic:spPr>
+                </pic:pic>
+              </a:graphicData>
+            </a:graphic>
+          </wp:inline>
+        </w:drawing>
+      </w:r>
+    </w:p>
+    <w:p>
+      <w:pPr>
+        <w:pStyle w:val="EstiloJavi"/>
+        <w:rPr>
+          <w:lang w:val="es-ES"/>
+        </w:rPr>
+      </w:pPr>
+      <w:r>
+        <w:rPr>
+          <w:lang w:val="es-ES"/>
+        </w:rPr>
+        <w:t>Especificación de caso de uso – CU16</w:t>
+      </w:r>
+    </w:p>
+    <w:tbl>
+      <w:tblPr>
+        <w:tblW w:w="8717" w:type="dxa"/>
+        <w:tblInd w:w="-75" w:type="dxa"/>
+        <w:tblCellMar>
+          <w:left w:w="70" w:type="dxa"/>
+          <w:right w:w="70" w:type="dxa"/>
+        </w:tblCellMar>
+        <w:tblLook w:val="04A0" w:firstRow="1" w:lastRow="0" w:firstColumn="1" w:lastColumn="0" w:noHBand="0" w:noVBand="1"/>
+      </w:tblPr>
+      <w:tblGrid>
+        <w:gridCol w:w="2175"/>
+        <w:gridCol w:w="6542"/>
+      </w:tblGrid>
+      <w:tr>
+        <w:trPr>
+          <w:trHeight w:val="300"/>
+        </w:trPr>
+        <w:tc>
+          <w:tcPr>
+            <w:tcW w:w="2175" w:type="dxa"/>
+            <w:tcBorders>
+              <w:top w:val="single" w:sz="4" w:space="0" w:color="auto"/>
+              <w:left w:val="single" w:sz="4" w:space="0" w:color="auto"/>
+              <w:bottom w:val="single" w:sz="4" w:space="0" w:color="auto"/>
+              <w:right w:val="single" w:sz="4" w:space="0" w:color="auto"/>
+            </w:tcBorders>
+            <w:vAlign w:val="center"/>
+            <w:hideMark/>
+          </w:tcPr>
+          <w:p>
+            <w:pPr>
+              <w:pStyle w:val="EstiloJavi"/>
+            </w:pPr>
+            <w:r>
+              <w:t>ID y Nombre</w:t>
+            </w:r>
+          </w:p>
+        </w:tc>
+        <w:tc>
+          <w:tcPr>
+            <w:tcW w:w="6542" w:type="dxa"/>
+            <w:tcBorders>
+              <w:top w:val="single" w:sz="4" w:space="0" w:color="auto"/>
+              <w:left w:val="nil"/>
+              <w:bottom w:val="single" w:sz="4" w:space="0" w:color="auto"/>
+              <w:right w:val="single" w:sz="4" w:space="0" w:color="auto"/>
+            </w:tcBorders>
+            <w:vAlign w:val="center"/>
+            <w:hideMark/>
+          </w:tcPr>
+          <w:p>
+            <w:pPr>
+              <w:pStyle w:val="EstiloJavi"/>
+              <w:rPr>
+                <w:b w:val="0"/>
+                <w:bCs w:val="0"/>
+              </w:rPr>
+            </w:pPr>
+            <w:r>
+              <w:rPr>
+                <w:b w:val="0"/>
+                <w:bCs w:val="0"/>
+              </w:rPr>
+              <w:t>CU16 – Auditar eventos</w:t>
+            </w:r>
+          </w:p>
+        </w:tc>
+      </w:tr>
+      <w:tr>
+        <w:trPr>
+          <w:trHeight w:val="300"/>
+        </w:trPr>
+        <w:tc>
+          <w:tcPr>
+            <w:tcW w:w="2175" w:type="dxa"/>
+            <w:tcBorders>
+              <w:top w:val="nil"/>
+              <w:left w:val="single" w:sz="4" w:space="0" w:color="auto"/>
+              <w:bottom w:val="single" w:sz="4" w:space="0" w:color="auto"/>
+              <w:right w:val="single" w:sz="4" w:space="0" w:color="auto"/>
+            </w:tcBorders>
+            <w:vAlign w:val="center"/>
+            <w:hideMark/>
+          </w:tcPr>
+          <w:p>
+            <w:pPr>
+              <w:pStyle w:val="EstiloJavi"/>
+            </w:pPr>
+            <w:r>
+              <w:t>Objetivo</w:t>
+            </w:r>
+          </w:p>
+        </w:tc>
+        <w:tc>
+          <w:tcPr>
+            <w:tcW w:w="6542" w:type="dxa"/>
+            <w:tcBorders>
+              <w:top w:val="nil"/>
+              <w:left w:val="nil"/>
+              <w:bottom w:val="single" w:sz="4" w:space="0" w:color="auto"/>
+              <w:right w:val="single" w:sz="4" w:space="0" w:color="auto"/>
+            </w:tcBorders>
+            <w:vAlign w:val="center"/>
+            <w:hideMark/>
+          </w:tcPr>
+          <w:p>
+            <w:pPr>
+              <w:pStyle w:val="EstiloJavi"/>
+              <w:rPr>
+                <w:b w:val="0"/>
+                <w:bCs w:val="0"/>
+              </w:rPr>
+            </w:pPr>
+            <w:r>
+              <w:rPr>
+                <w:b w:val="0"/>
+                <w:bCs w:val="0"/>
+              </w:rPr>
+              <w:t>Se desea ver el historial de acciones realizadas, con sus fechas, usuarios y horarios.</w:t>
+            </w:r>
+          </w:p>
+        </w:tc>
+      </w:tr>
+      <w:tr>
+        <w:trPr>
+          <w:trHeight w:val="300"/>
+        </w:trPr>
+        <w:tc>
+          <w:tcPr>
+            <w:tcW w:w="2175" w:type="dxa"/>
+            <w:tcBorders>
+              <w:top w:val="nil"/>
+              <w:left w:val="single" w:sz="4" w:space="0" w:color="auto"/>
+              <w:bottom w:val="single" w:sz="4" w:space="0" w:color="auto"/>
+              <w:right w:val="single" w:sz="4" w:space="0" w:color="auto"/>
+            </w:tcBorders>
+            <w:vAlign w:val="center"/>
+            <w:hideMark/>
+          </w:tcPr>
+          <w:p>
+            <w:pPr>
+              <w:pStyle w:val="EstiloJavi"/>
+            </w:pPr>
+            <w:r>
+              <w:t>Actor Principal</w:t>
+            </w:r>
+          </w:p>
+        </w:tc>
+        <w:tc>
+          <w:tcPr>
+            <w:tcW w:w="6542" w:type="dxa"/>
+            <w:tcBorders>
+              <w:top w:val="nil"/>
+              <w:left w:val="nil"/>
+              <w:bottom w:val="single" w:sz="4" w:space="0" w:color="auto"/>
+              <w:right w:val="single" w:sz="4" w:space="0" w:color="auto"/>
+            </w:tcBorders>
+            <w:vAlign w:val="center"/>
+            <w:hideMark/>
+          </w:tcPr>
+          <w:p>
+            <w:pPr>
+              <w:pStyle w:val="EstiloJavi"/>
+              <w:rPr>
+                <w:b w:val="0"/>
+                <w:bCs w:val="0"/>
+              </w:rPr>
+            </w:pPr>
+            <w:r>
+              <w:rPr>
+                <w:b w:val="0"/>
+                <w:bCs w:val="0"/>
+              </w:rPr>
+              <w:t>Administrador</w:t>
+            </w:r>
+          </w:p>
+        </w:tc>
+      </w:tr>
+      <w:tr>
+        <w:trPr>
+          <w:trHeight w:val="300"/>
+        </w:trPr>
+        <w:tc>
+          <w:tcPr>
+            <w:tcW w:w="2175" w:type="dxa"/>
+            <w:tcBorders>
+              <w:top w:val="nil"/>
+              <w:left w:val="single" w:sz="4" w:space="0" w:color="auto"/>
+              <w:bottom w:val="single" w:sz="4" w:space="0" w:color="auto"/>
+              <w:right w:val="single" w:sz="4" w:space="0" w:color="auto"/>
+            </w:tcBorders>
+            <w:vAlign w:val="center"/>
+            <w:hideMark/>
+          </w:tcPr>
+          <w:p>
+            <w:pPr>
+              <w:pStyle w:val="EstiloJavi"/>
+            </w:pPr>
+            <w:r>
+              <w:t>Precondiciones</w:t>
+            </w:r>
+          </w:p>
+        </w:tc>
+        <w:tc>
+          <w:tcPr>
+            <w:tcW w:w="6542" w:type="dxa"/>
+            <w:tcBorders>
+              <w:top w:val="nil"/>
+              <w:left w:val="nil"/>
+              <w:bottom w:val="single" w:sz="4" w:space="0" w:color="auto"/>
+              <w:right w:val="single" w:sz="4" w:space="0" w:color="auto"/>
+            </w:tcBorders>
+            <w:vAlign w:val="center"/>
+            <w:hideMark/>
+          </w:tcPr>
+          <w:p>
+            <w:pPr>
+              <w:pStyle w:val="EstiloJavi"/>
+              <w:rPr>
+                <w:b w:val="0"/>
+                <w:bCs w:val="0"/>
+              </w:rPr>
+            </w:pPr>
+            <w:r>
+              <w:rPr>
+                <w:b w:val="0"/>
+                <w:bCs w:val="0"/>
+              </w:rPr>
+              <w:t>El administrador debe haber iniciado sesión</w:t>
+            </w:r>
+          </w:p>
+        </w:tc>
+      </w:tr>
+      <w:tr>
+        <w:trPr>
+          <w:trHeight w:val="600"/>
+        </w:trPr>
+        <w:tc>
+          <w:tcPr>
+            <w:tcW w:w="2175" w:type="dxa"/>
+            <w:tcBorders>
+              <w:top w:val="nil"/>
+              <w:left w:val="single" w:sz="4" w:space="0" w:color="auto"/>
+              <w:bottom w:val="single" w:sz="4" w:space="0" w:color="auto"/>
+              <w:right w:val="single" w:sz="4" w:space="0" w:color="auto"/>
+            </w:tcBorders>
+            <w:vAlign w:val="center"/>
+            <w:hideMark/>
+          </w:tcPr>
+          <w:p>
+            <w:pPr>
+              <w:pStyle w:val="EstiloJavi"/>
+            </w:pPr>
+            <w:r>
+              <w:t>Puntos de Extensión</w:t>
+            </w:r>
+          </w:p>
+        </w:tc>
+        <w:tc>
+          <w:tcPr>
+            <w:tcW w:w="6542" w:type="dxa"/>
+            <w:tcBorders>
+              <w:top w:val="nil"/>
+              <w:left w:val="nil"/>
+              <w:bottom w:val="single" w:sz="4" w:space="0" w:color="auto"/>
+              <w:right w:val="single" w:sz="4" w:space="0" w:color="auto"/>
+            </w:tcBorders>
+            <w:vAlign w:val="center"/>
+            <w:hideMark/>
+          </w:tcPr>
+          <w:p>
+            <w:pPr>
+              <w:pStyle w:val="EstiloJavi"/>
+              <w:rPr>
+                <w:b w:val="0"/>
+                <w:bCs w:val="0"/>
+              </w:rPr>
+            </w:pPr>
+            <w:r>
+              <w:rPr>
+                <w:b w:val="0"/>
+                <w:bCs w:val="0"/>
+              </w:rPr>
+              <w:t>Ninguno</w:t>
+            </w:r>
+          </w:p>
+        </w:tc>
+      </w:tr>
+      <w:tr>
+        <w:trPr>
+          <w:trHeight w:val="300"/>
+        </w:trPr>
+        <w:tc>
+          <w:tcPr>
+            <w:tcW w:w="2175" w:type="dxa"/>
+            <w:tcBorders>
+              <w:top w:val="nil"/>
+              <w:left w:val="single" w:sz="4" w:space="0" w:color="auto"/>
+              <w:bottom w:val="single" w:sz="4" w:space="0" w:color="auto"/>
+              <w:right w:val="single" w:sz="4" w:space="0" w:color="auto"/>
+            </w:tcBorders>
+            <w:vAlign w:val="center"/>
+            <w:hideMark/>
+          </w:tcPr>
+          <w:p>
+            <w:pPr>
+              <w:pStyle w:val="EstiloJavi"/>
+            </w:pPr>
+            <w:r>
+              <w:t>Disparador</w:t>
+            </w:r>
+          </w:p>
+        </w:tc>
+        <w:tc>
+          <w:tcPr>
+            <w:tcW w:w="6542" w:type="dxa"/>
+            <w:tcBorders>
+              <w:top w:val="nil"/>
+              <w:left w:val="nil"/>
+              <w:bottom w:val="single" w:sz="4" w:space="0" w:color="auto"/>
+              <w:right w:val="single" w:sz="4" w:space="0" w:color="auto"/>
+            </w:tcBorders>
+            <w:vAlign w:val="center"/>
+            <w:hideMark/>
+          </w:tcPr>
+          <w:p>
+            <w:pPr>
+              <w:pStyle w:val="EstiloJavi"/>
+              <w:rPr>
+                <w:b w:val="0"/>
+                <w:bCs w:val="0"/>
+              </w:rPr>
+            </w:pPr>
+            <w:r>
+              <w:rPr>
+                <w:b w:val="0"/>
+                <w:bCs w:val="0"/>
+              </w:rPr>
+              <w:t>El administrador quiere tener en detalle los eventos ocurridos en el sistema</w:t>
+            </w:r>
+          </w:p>
+        </w:tc>
+      </w:tr>
+      <w:tr>
+        <w:trPr>
+          <w:trHeight w:val="570"/>
+        </w:trPr>
+        <w:tc>
+          <w:tcPr>
+            <w:tcW w:w="2175" w:type="dxa"/>
+            <w:tcBorders>
+              <w:top w:val="nil"/>
+              <w:left w:val="single" w:sz="4" w:space="0" w:color="auto"/>
+              <w:bottom w:val="single" w:sz="4" w:space="0" w:color="auto"/>
+              <w:right w:val="single" w:sz="4" w:space="0" w:color="auto"/>
+            </w:tcBorders>
+            <w:vAlign w:val="center"/>
+            <w:hideMark/>
+          </w:tcPr>
+          <w:p>
+            <w:pPr>
+              <w:pStyle w:val="EstiloJavi"/>
+            </w:pPr>
+            <w:r>
+              <w:t>Postcondiciones</w:t>
+            </w:r>
+          </w:p>
+        </w:tc>
+        <w:tc>
+          <w:tcPr>
+            <w:tcW w:w="6542" w:type="dxa"/>
+            <w:tcBorders>
+              <w:top w:val="nil"/>
+              <w:left w:val="nil"/>
+              <w:bottom w:val="single" w:sz="4" w:space="0" w:color="auto"/>
+              <w:right w:val="single" w:sz="4" w:space="0" w:color="auto"/>
+            </w:tcBorders>
+            <w:vAlign w:val="center"/>
+            <w:hideMark/>
+          </w:tcPr>
+          <w:p>
+            <w:pPr>
+              <w:pStyle w:val="EstiloJavi"/>
+              <w:rPr>
+                <w:b w:val="0"/>
+                <w:bCs w:val="0"/>
+              </w:rPr>
+            </w:pPr>
+            <w:r>
+              <w:rPr>
+                <w:b w:val="0"/>
+                <w:bCs w:val="0"/>
+              </w:rPr>
+              <w:t>El administrador puede ver y filtrar el historial para analizar las acciones realizadas en el sistema. Se persistió como evento en la base de datos “</w:t>
+            </w:r>
+            <w:proofErr w:type="spellStart"/>
+            <w:r>
+              <w:rPr>
+                <w:b w:val="0"/>
+                <w:bCs w:val="0"/>
+              </w:rPr>
+              <w:t>VetCare</w:t>
+            </w:r>
+            <w:proofErr w:type="spellEnd"/>
+            <w:r>
+              <w:rPr>
+                <w:b w:val="0"/>
+                <w:bCs w:val="0"/>
+              </w:rPr>
+              <w:t>”.</w:t>
+            </w:r>
+          </w:p>
+        </w:tc>
+      </w:tr>
+      <w:tr>
+        <w:trPr>
+          <w:trHeight w:val="1701"/>
+        </w:trPr>
+        <w:tc>
+          <w:tcPr>
+            <w:tcW w:w="2175" w:type="dxa"/>
+            <w:tcBorders>
+              <w:top w:val="nil"/>
+              <w:left w:val="single" w:sz="4" w:space="0" w:color="auto"/>
+              <w:bottom w:val="single" w:sz="4" w:space="0" w:color="auto"/>
+              <w:right w:val="single" w:sz="4" w:space="0" w:color="auto"/>
+            </w:tcBorders>
+            <w:vAlign w:val="center"/>
+            <w:hideMark/>
+          </w:tcPr>
+          <w:p>
+            <w:pPr>
+              <w:pStyle w:val="EstiloJavi"/>
+            </w:pPr>
+            <w:r>
+              <w:lastRenderedPageBreak/>
+              <w:t>Escenario Principal</w:t>
+            </w:r>
+          </w:p>
+        </w:tc>
+        <w:tc>
+          <w:tcPr>
+            <w:tcW w:w="6542" w:type="dxa"/>
+            <w:tcBorders>
+              <w:top w:val="nil"/>
+              <w:left w:val="nil"/>
+              <w:bottom w:val="single" w:sz="4" w:space="0" w:color="auto"/>
+              <w:right w:val="single" w:sz="4" w:space="0" w:color="auto"/>
+            </w:tcBorders>
+            <w:vAlign w:val="center"/>
+            <w:hideMark/>
+          </w:tcPr>
+          <w:p>
+            <w:pPr>
+              <w:pStyle w:val="EstiloJavi"/>
+              <w:numPr>
+                <w:ilvl w:val="0"/>
+                <w:numId w:val="11"/>
+              </w:numPr>
+              <w:rPr>
+                <w:b w:val="0"/>
+                <w:bCs w:val="0"/>
+                <w:lang w:val="es-ES"/>
+              </w:rPr>
+            </w:pPr>
+            <w:r>
+              <w:rPr>
+                <w:b w:val="0"/>
+                <w:bCs w:val="0"/>
+                <w:lang w:val="es-ES"/>
+              </w:rPr>
+              <w:t xml:space="preserve">El administrador ingresa al formulario “Eventos”. </w:t>
+            </w:r>
+          </w:p>
+          <w:p>
+            <w:pPr>
+              <w:pStyle w:val="EstiloJavi"/>
+              <w:numPr>
+                <w:ilvl w:val="0"/>
+                <w:numId w:val="11"/>
+              </w:numPr>
+              <w:rPr>
+                <w:b w:val="0"/>
+                <w:bCs w:val="0"/>
+                <w:lang w:val="es-ES"/>
+              </w:rPr>
+            </w:pPr>
+            <w:r>
+              <w:rPr>
+                <w:b w:val="0"/>
+                <w:bCs w:val="0"/>
+                <w:lang w:val="es-ES"/>
+              </w:rPr>
+              <w:t>El sistema carga la lista de eventos, cargando además todos los posibles módulos, usuarios y acciones.</w:t>
+            </w:r>
+          </w:p>
+          <w:p>
+            <w:pPr>
+              <w:pStyle w:val="EstiloJavi"/>
+              <w:numPr>
+                <w:ilvl w:val="0"/>
+                <w:numId w:val="11"/>
+              </w:numPr>
+              <w:rPr>
+                <w:b w:val="0"/>
+                <w:bCs w:val="0"/>
+                <w:lang w:val="es-ES"/>
+              </w:rPr>
+            </w:pPr>
+            <w:r>
+              <w:rPr>
+                <w:b w:val="0"/>
+                <w:bCs w:val="0"/>
+                <w:lang w:val="es-ES"/>
+              </w:rPr>
+              <w:t xml:space="preserve">El administrador selecciona el o los filtros que desee. </w:t>
+            </w:r>
+          </w:p>
+          <w:p>
+            <w:pPr>
+              <w:pStyle w:val="EstiloJavi"/>
+              <w:numPr>
+                <w:ilvl w:val="0"/>
+                <w:numId w:val="11"/>
+              </w:numPr>
+              <w:rPr>
+                <w:b w:val="0"/>
+                <w:bCs w:val="0"/>
+                <w:lang w:val="es-ES"/>
+              </w:rPr>
+            </w:pPr>
+            <w:r>
+              <w:rPr>
+                <w:b w:val="0"/>
+                <w:bCs w:val="0"/>
+                <w:lang w:val="es-ES"/>
+              </w:rPr>
+              <w:t>El sistema muestra la lista filtrada.</w:t>
+            </w:r>
+          </w:p>
+        </w:tc>
+      </w:tr>
+      <w:tr>
+        <w:trPr>
+          <w:trHeight w:val="421"/>
+        </w:trPr>
+        <w:tc>
+          <w:tcPr>
+            <w:tcW w:w="2175" w:type="dxa"/>
+            <w:tcBorders>
+              <w:top w:val="nil"/>
+              <w:left w:val="single" w:sz="4" w:space="0" w:color="auto"/>
+              <w:bottom w:val="single" w:sz="4" w:space="0" w:color="auto"/>
+              <w:right w:val="single" w:sz="4" w:space="0" w:color="auto"/>
+            </w:tcBorders>
+            <w:vAlign w:val="center"/>
+            <w:hideMark/>
+          </w:tcPr>
+          <w:p>
+            <w:pPr>
+              <w:pStyle w:val="EstiloJavi"/>
+            </w:pPr>
+            <w:r>
+              <w:t>Flujos Alternativos</w:t>
+            </w:r>
+          </w:p>
+        </w:tc>
+        <w:tc>
+          <w:tcPr>
+            <w:tcW w:w="6542" w:type="dxa"/>
+            <w:tcBorders>
+              <w:top w:val="nil"/>
+              <w:left w:val="nil"/>
+              <w:bottom w:val="single" w:sz="4" w:space="0" w:color="auto"/>
+              <w:right w:val="single" w:sz="4" w:space="0" w:color="auto"/>
+            </w:tcBorders>
+            <w:vAlign w:val="center"/>
+            <w:hideMark/>
+          </w:tcPr>
+          <w:p>
+            <w:pPr>
+              <w:pStyle w:val="EstiloJavi"/>
+              <w:rPr>
+                <w:b w:val="0"/>
+                <w:bCs w:val="0"/>
+              </w:rPr>
+            </w:pPr>
+            <w:r>
+              <w:rPr>
+                <w:b w:val="0"/>
+                <w:bCs w:val="0"/>
+              </w:rPr>
+              <w:t>Ninguno.</w:t>
+            </w:r>
+          </w:p>
+        </w:tc>
+      </w:tr>
+    </w:tbl>
+    <w:p>
+      <w:pPr>
+        <w:pStyle w:val="EstiloJavi"/>
+        <w:rPr>
+          <w:lang w:val="es-ES"/>
+        </w:rPr>
+      </w:pPr>
+    </w:p>
+    <w:p>
+      <w:pPr>
+        <w:tabs>
+          <w:tab w:val="left" w:pos="7181"/>
+        </w:tabs>
+        <w:rPr>
+          <w:rFonts w:cs="Arial"/>
+          <w:b/>
+          <w:lang w:val="es-ES"/>
+        </w:rPr>
+      </w:pPr>
+      <w:r>
+        <w:rPr>
+          <w:rFonts w:cs="Arial"/>
+          <w:b/>
+          <w:lang w:val="es-ES"/>
+        </w:rPr>
+        <w:t>Diagrama de secuencia – CU16</w:t>
+      </w:r>
+    </w:p>
+    <w:p>
+      <w:pPr>
+        <w:tabs>
+          <w:tab w:val="left" w:pos="7181"/>
+        </w:tabs>
+        <w:rPr>
+          <w:rFonts w:cs="Arial"/>
+          <w:b/>
+          <w:lang w:val="es-ES"/>
+        </w:rPr>
+      </w:pPr>
+      <w:r>
+        <w:rPr>
+          <w:noProof/>
+        </w:rPr>
+        <w:lastRenderedPageBreak/>
+        <w:drawing>
+          <wp:inline distT="0" distB="0" distL="0" distR="0" wp14:anchorId="3177DF69" wp14:editId="1259939D">
+            <wp:extent cx="5612130" cy="4385945"/>
+            <wp:effectExtent l="0" t="0" r="7620" b="0"/>
+            <wp:docPr id="89560582" name="Imagen 1"/>
+            <wp:cNvGraphicFramePr>
+              <a:graphicFrameLocks xmlns:a="http://schemas.openxmlformats.org/drawingml/2006/main" noChangeAspect="1"/>
+            </wp:cNvGraphicFramePr>
+            <a:graphic xmlns:a="http://schemas.openxmlformats.org/drawingml/2006/main">
+              <a:graphicData uri="http://schemas.openxmlformats.org/drawingml/2006/picture">
+                <pic:pic xmlns:pic="http://schemas.openxmlformats.org/drawingml/2006/picture">
+                  <pic:nvPicPr>
+                    <pic:cNvPr id="89560582" name=""/>
+                    <pic:cNvPicPr/>
+                  </pic:nvPicPr>
+                  <pic:blipFill>
+                    <a:blip r:embed="rId18"/>
+                    <a:stretch>
+                      <a:fillRect/>
+                    </a:stretch>
+                  </pic:blipFill>
+                  <pic:spPr>
+                    <a:xfrm>
+                      <a:off x="0" y="0"/>
+                      <a:ext cx="5612130" cy="4385945"/>
+                    </a:xfrm>
+                    <a:prstGeom prst="rect">
+                      <a:avLst/>
+                    </a:prstGeom>
+                  </pic:spPr>
+                </pic:pic>
+              </a:graphicData>
+            </a:graphic>
+          </wp:inline>
+        </w:drawing>
+      </w:r>
+    </w:p>
+    <w:p>
+      <w:pPr>
+        <w:tabs>
+          <w:tab w:val="left" w:pos="7181"/>
+        </w:tabs>
+        <w:rPr>
+          <w:rFonts w:cs="Arial"/>
+          <w:b/>
+          <w:lang w:val="es-ES"/>
+        </w:rPr>
+      </w:pPr>
+      <w:r>
+        <w:rPr>
+          <w:rFonts w:cs="Arial"/>
+          <w:b/>
+          <w:lang w:val="es-ES"/>
+        </w:rPr>
+        <w:t>Diagrama de clases – CU 16</w:t>
+      </w:r>
+    </w:p>
+    <w:p>
+      <w:pPr>
+        <w:tabs>
+          <w:tab w:val="left" w:pos="7181"/>
+        </w:tabs>
+        <w:rPr>
+          <w:rFonts w:cs="Arial"/>
+          <w:b/>
+          <w:lang w:val="es-ES"/>
+        </w:rPr>
+      </w:pPr>
+      <w:r>
+        <w:rPr>
+          <w:noProof/>
+        </w:rPr>
+        <w:lastRenderedPageBreak/>
+        <w:drawing>
+          <wp:inline distT="0" distB="0" distL="0" distR="0" wp14:anchorId="78EA1182" wp14:editId="6D484579">
+            <wp:extent cx="5612130" cy="5147945"/>
+            <wp:effectExtent l="0" t="0" r="7620" b="0"/>
+            <wp:docPr id="1904849095" name="Imagen 1"/>
+            <wp:cNvGraphicFramePr>
+              <a:graphicFrameLocks xmlns:a="http://schemas.openxmlformats.org/drawingml/2006/main" noChangeAspect="1"/>
+            </wp:cNvGraphicFramePr>
+            <a:graphic xmlns:a="http://schemas.openxmlformats.org/drawingml/2006/main">
+              <a:graphicData uri="http://schemas.openxmlformats.org/drawingml/2006/picture">
+                <pic:pic xmlns:pic="http://schemas.openxmlformats.org/drawingml/2006/picture">
+                  <pic:nvPicPr>
+                    <pic:cNvPr id="1904849095" name=""/>
+                    <pic:cNvPicPr/>
+                  </pic:nvPicPr>
+                  <pic:blipFill>
+                    <a:blip r:embed="rId19"/>
+                    <a:stretch>
+                      <a:fillRect/>
+                    </a:stretch>
+                  </pic:blipFill>
+                  <pic:spPr>
+                    <a:xfrm>
+                      <a:off x="0" y="0"/>
+                      <a:ext cx="5612130" cy="5147945"/>
+                    </a:xfrm>
+                    <a:prstGeom prst="rect">
+                      <a:avLst/>
+                    </a:prstGeom>
+                  </pic:spPr>
+                </pic:pic>
+              </a:graphicData>
+            </a:graphic>
+          </wp:inline>
+        </w:drawing>
+      </w:r>
+    </w:p>
+    <w:p>
+      <w:pPr>
+        <w:tabs>
+          <w:tab w:val="left" w:pos="7181"/>
+        </w:tabs>
+        <w:rPr>
+          <w:rFonts w:cs="Arial"/>
+          <w:b/>
+          <w:lang w:val="es-ES"/>
+        </w:rPr>
+      </w:pPr>
+    </w:p>
+    <w:p>
+      <w:pPr>
+        <w:tabs>
+          <w:tab w:val="left" w:pos="7181"/>
+        </w:tabs>
+        <w:rPr>
+          <w:rFonts w:cs="Arial"/>
+          <w:b/>
+          <w:lang w:val="es-ES"/>
+        </w:rPr>
+      </w:pPr>
+      <w:r>
+        <w:rPr>
+          <w:rFonts w:cs="Arial"/>
+          <w:b/>
+          <w:lang w:val="es-ES"/>
+        </w:rPr>
+        <w:t>DER – CU16</w:t>
+      </w:r>
+    </w:p>
+    <w:p>
+      <w:pPr>
+        <w:tabs>
+          <w:tab w:val="left" w:pos="7181"/>
+        </w:tabs>
+        <w:rPr>
+          <w:rFonts w:cs="Arial"/>
+          <w:b/>
+          <w:lang w:val="es-ES"/>
+        </w:rPr>
+      </w:pPr>
+      <w:r>
+        <w:rPr>
+          <w:noProof/>
+        </w:rPr>
+        <w:lastRenderedPageBreak/>
+        <w:drawing>
+          <wp:inline distT="0" distB="0" distL="0" distR="0" wp14:anchorId="42E1DB59" wp14:editId="78752ACD">
+            <wp:extent cx="5612130" cy="3126740"/>
+            <wp:effectExtent l="0" t="0" r="7620" b="0"/>
+            <wp:docPr id="551766591" name="Imagen 1"/>
+            <wp:cNvGraphicFramePr>
+              <a:graphicFrameLocks xmlns:a="http://schemas.openxmlformats.org/drawingml/2006/main" noChangeAspect="1"/>
+            </wp:cNvGraphicFramePr>
+            <a:graphic xmlns:a="http://schemas.openxmlformats.org/drawingml/2006/main">
+              <a:graphicData uri="http://schemas.openxmlformats.org/drawingml/2006/picture">
+                <pic:pic xmlns:pic="http://schemas.openxmlformats.org/drawingml/2006/picture">
+                  <pic:nvPicPr>
+                    <pic:cNvPr id="551766591" name=""/>
+                    <pic:cNvPicPr/>
+                  </pic:nvPicPr>
+                  <pic:blipFill>
+                    <a:blip r:embed="rId20"/>
+                    <a:stretch>
+                      <a:fillRect/>
+                    </a:stretch>
+                  </pic:blipFill>
+                  <pic:spPr>
+                    <a:xfrm>
+                      <a:off x="0" y="0"/>
+                      <a:ext cx="5612130" cy="3126740"/>
+                    </a:xfrm>
+                    <a:prstGeom prst="rect">
+                      <a:avLst/>
+                    </a:prstGeom>
+                  </pic:spPr>
+                </pic:pic>
+              </a:graphicData>
+            </a:graphic>
+          </wp:inline>
+        </w:drawing>
+      </w:r>
+    </w:p>
+    <w:p>
+      <w:pPr>
+        <w:tabs>
+          <w:tab w:val="left" w:pos="7181"/>
+        </w:tabs>
+        <w:rPr>
+          <w:rFonts w:cs="Arial"/>
+          <w:b/>
+          <w:lang w:val="es-ES"/>
+        </w:rPr>
+      </w:pPr>
+    </w:p>
+    <w:p>
+      <w:pPr>
+        <w:tabs>
+          <w:tab w:val="left" w:pos="7181"/>
+        </w:tabs>
+        <w:rPr>
+          <w:rFonts w:cs="Arial"/>
+          <w:b/>
+          <w:lang w:val="es-ES"/>
+        </w:rPr>
+      </w:pPr>
+      <w:r>
+        <w:rPr>
+          <w:rFonts w:cs="Arial"/>
+          <w:b/>
+          <w:lang w:val="es-ES"/>
+        </w:rPr>
+        <w:t>GUI – CU16</w:t>
+      </w:r>
+    </w:p>
+    <w:p>
+      <w:pPr>
+        <w:tabs>
+          <w:tab w:val="left" w:pos="7181"/>
+        </w:tabs>
+        <w:rPr>
+          <w:rFonts w:cs="Arial"/>
+          <w:b/>
+          <w:lang w:val="es-ES"/>
+        </w:rPr>
+      </w:pPr>
+    </w:p>
+    <w:p>
+      <w:pPr>
+        <w:tabs>
+          <w:tab w:val="left" w:pos="7181"/>
+        </w:tabs>
+        <w:rPr>
+          <w:rFonts w:cs="Arial"/>
+          <w:b/>
+          <w:lang w:val="es-ES"/>
+        </w:rPr>
+      </w:pPr>
+      <w:r>
+        <w:rPr>
+          <w:noProof/>
+        </w:rPr>
+        <w:lastRenderedPageBreak/>
+        <w:drawing>
+          <wp:inline distT="0" distB="0" distL="0" distR="0" wp14:anchorId="0B05DB82" wp14:editId="137C03C9">
+            <wp:extent cx="5612130" cy="3322320"/>
+            <wp:effectExtent l="0" t="0" r="7620" b="0"/>
+            <wp:docPr id="2015460130" name="Imagen 1" descr="Interfaz de usuario gráfica&#10;&#10;Descripción generada automáticamente"/>
+            <wp:cNvGraphicFramePr>
+              <a:graphicFrameLocks xmlns:a="http://schemas.openxmlformats.org/drawingml/2006/main" noChangeAspect="1"/>
+            </wp:cNvGraphicFramePr>
+            <a:graphic xmlns:a="http://schemas.openxmlformats.org/drawingml/2006/main">
+              <a:graphicData uri="http://schemas.openxmlformats.org/drawingml/2006/picture">
+                <pic:pic xmlns:pic="http://schemas.openxmlformats.org/drawingml/2006/picture">
+                  <pic:nvPicPr>
+                    <pic:cNvPr id="2015460130" name="Imagen 1" descr="Interfaz de usuario gráfica&#10;&#10;Descripción generada automáticamente"/>
+                    <pic:cNvPicPr>
+                      <a:picLocks noChangeAspect="1"/>
+                    </pic:cNvPicPr>
+                  </pic:nvPicPr>
+                  <pic:blipFill>
+                    <a:blip r:embed="rId21"/>
+                    <a:stretch>
+                      <a:fillRect/>
+                    </a:stretch>
+                  </pic:blipFill>
+                  <pic:spPr>
+                    <a:xfrm>
+                      <a:off x="0" y="0"/>
+                      <a:ext cx="5612130" cy="3322320"/>
+                    </a:xfrm>
+                    <a:prstGeom prst="rect">
+                      <a:avLst/>
+                    </a:prstGeom>
+                  </pic:spPr>
+                </pic:pic>
+              </a:graphicData>
+            </a:graphic>
+          </wp:inline>
+        </w:drawing>
+      </w:r>
     </w:p>
     <w:sectPr>
-      <w:headerReference w:type="default" r:id="rId10"/>
-      <w:footerReference w:type="default" r:id="rId11"/>
+      <w:headerReference w:type="default" r:id="rId22"/>
+      <w:footerReference w:type="default" r:id="rId23"/>
       <w:type w:val="continuous"/>
       <w:pgSz w:w="12240" w:h="15840"/>
       <w:pgMar w:top="1417" w:right="1701" w:bottom="1417" w:left="1701" w:header="283" w:footer="0" w:gutter="0"/>
@@ -7695,6 +9824,92 @@
       </w:pPr>
     </w:lvl>
   </w:abstractNum>
+  <w:abstractNum w:abstractNumId="10" w15:restartNumberingAfterBreak="0">
+    <w:nsid w:val="7F6C15B0"/>
+    <w:multiLevelType w:val="hybridMultilevel"/>
+    <w:tmpl w:val="BD68B2E0"/>
+    <w:lvl w:ilvl="0" w:tplc="FFFFFFFF">
+      <w:start w:val="1"/>
+      <w:numFmt w:val="decimal"/>
+      <w:lvlText w:val="%1."/>
+      <w:lvlJc w:val="left"/>
+      <w:pPr>
+        <w:ind w:left="720" w:hanging="360"/>
+      </w:pPr>
+    </w:lvl>
+    <w:lvl w:ilvl="1" w:tplc="FFFFFFFF">
+      <w:start w:val="1"/>
+      <w:numFmt w:val="lowerLetter"/>
+      <w:lvlText w:val="%2."/>
+      <w:lvlJc w:val="left"/>
+      <w:pPr>
+        <w:ind w:left="1440" w:hanging="360"/>
+      </w:pPr>
+    </w:lvl>
+    <w:lvl w:ilvl="2" w:tplc="FFFFFFFF">
+      <w:start w:val="1"/>
+      <w:numFmt w:val="lowerRoman"/>
+      <w:lvlText w:val="%3."/>
+      <w:lvlJc w:val="right"/>
+      <w:pPr>
+        <w:ind w:left="2160" w:hanging="180"/>
+      </w:pPr>
+    </w:lvl>
+    <w:lvl w:ilvl="3" w:tplc="FFFFFFFF">
+      <w:start w:val="1"/>
+      <w:numFmt w:val="decimal"/>
+      <w:lvlText w:val="%4."/>
+      <w:lvlJc w:val="left"/>
+      <w:pPr>
+        <w:ind w:left="2880" w:hanging="360"/>
+      </w:pPr>
+    </w:lvl>
+    <w:lvl w:ilvl="4" w:tplc="FFFFFFFF">
+      <w:start w:val="1"/>
+      <w:numFmt w:val="lowerLetter"/>
+      <w:lvlText w:val="%5."/>
+      <w:lvlJc w:val="left"/>
+      <w:pPr>
+        <w:ind w:left="3600" w:hanging="360"/>
+      </w:pPr>
+    </w:lvl>
+    <w:lvl w:ilvl="5" w:tplc="FFFFFFFF">
+      <w:start w:val="1"/>
+      <w:numFmt w:val="lowerRoman"/>
+      <w:lvlText w:val="%6."/>
+      <w:lvlJc w:val="right"/>
+      <w:pPr>
+        <w:ind w:left="4320" w:hanging="180"/>
+      </w:pPr>
+    </w:lvl>
+    <w:lvl w:ilvl="6" w:tplc="FFFFFFFF">
+      <w:start w:val="1"/>
+      <w:numFmt w:val="decimal"/>
+      <w:lvlText w:val="%7."/>
+      <w:lvlJc w:val="left"/>
+      <w:pPr>
+        <w:ind w:left="5040" w:hanging="360"/>
+      </w:pPr>
+    </w:lvl>
+    <w:lvl w:ilvl="7" w:tplc="FFFFFFFF">
+      <w:start w:val="1"/>
+      <w:numFmt w:val="lowerLetter"/>
+      <w:lvlText w:val="%8."/>
+      <w:lvlJc w:val="left"/>
+      <w:pPr>
+        <w:ind w:left="5760" w:hanging="360"/>
+      </w:pPr>
+    </w:lvl>
+    <w:lvl w:ilvl="8" w:tplc="FFFFFFFF">
+      <w:start w:val="1"/>
+      <w:numFmt w:val="lowerRoman"/>
+      <w:lvlText w:val="%9."/>
+      <w:lvlJc w:val="right"/>
+      <w:pPr>
+        <w:ind w:left="6480" w:hanging="180"/>
+      </w:pPr>
+    </w:lvl>
+  </w:abstractNum>
   <w:num w:numId="1" w16cid:durableId="1641110314">
     <w:abstractNumId w:val="0"/>
   </w:num>
@@ -7724,6 +9939,36 @@
   </w:num>
   <w:num w:numId="10" w16cid:durableId="1323318807">
     <w:abstractNumId w:val="6"/>
+  </w:num>
+  <w:num w:numId="11" w16cid:durableId="718480797">
+    <w:abstractNumId w:val="10"/>
+    <w:lvlOverride w:ilvl="0">
+      <w:startOverride w:val="1"/>
+    </w:lvlOverride>
+    <w:lvlOverride w:ilvl="1">
+      <w:startOverride w:val="1"/>
+    </w:lvlOverride>
+    <w:lvlOverride w:ilvl="2">
+      <w:startOverride w:val="1"/>
+    </w:lvlOverride>
+    <w:lvlOverride w:ilvl="3">
+      <w:startOverride w:val="1"/>
+    </w:lvlOverride>
+    <w:lvlOverride w:ilvl="4">
+      <w:startOverride w:val="1"/>
+    </w:lvlOverride>
+    <w:lvlOverride w:ilvl="5">
+      <w:startOverride w:val="1"/>
+    </w:lvlOverride>
+    <w:lvlOverride w:ilvl="6">
+      <w:startOverride w:val="1"/>
+    </w:lvlOverride>
+    <w:lvlOverride w:ilvl="7">
+      <w:startOverride w:val="1"/>
+    </w:lvlOverride>
+    <w:lvlOverride w:ilvl="8">
+      <w:startOverride w:val="1"/>
+    </w:lvlOverride>
   </w:num>
   <w:numIdMacAtCleanup w:val="10"/>
 </w:numbering>
@@ -8345,7 +10590,6 @@
   <w:style w:type="character" w:default="1" w:styleId="Fuentedeprrafopredeter">
     <w:name w:val="Default Paragraph Font"/>
     <w:uiPriority w:val="1"/>
-    <w:semiHidden/>
     <w:unhideWhenUsed/>
   </w:style>
   <w:style w:type="table" w:default="1" w:styleId="Tablanormal">
@@ -13589,8 +15833,10 @@
     <w:link w:val="EstiloJaviCar"/>
     <w:autoRedefine/>
     <w:qFormat/>
-    <w:rsid w:val="009B3555"/>
-    <w:rPr>
+    <w:rsid w:val="0027612C"/>
+    <w:rPr>
+      <w:b/>
+      <w:bCs/>
       <w:color w:val="000000" w:themeColor="text1"/>
       <w:sz w:val="22"/>
       <w:szCs w:val="22"/>
@@ -13600,8 +15846,10 @@
     <w:name w:val="EstiloJavi Car"/>
     <w:basedOn w:val="DescripciondepuntoCar"/>
     <w:link w:val="EstiloJavi"/>
-    <w:rsid w:val="009B3555"/>
-    <w:rPr>
+    <w:rsid w:val="0027612C"/>
+    <w:rPr>
+      <w:b/>
+      <w:bCs/>
       <w:color w:val="000000" w:themeColor="text1"/>
       <w:sz w:val="22"/>
       <w:szCs w:val="22"/>
